--- a/セットアップ手順書_オフライン版.docx
+++ b/セットアップ手順書_オフライン版.docx
@@ -2,10 +2,10 @@
 <file path=word/document.xml><?xml version="1.0" encoding="utf-8"?>
 <w:document xmlns:w="http://schemas.openxmlformats.org/wordprocessingml/2006/main" xmlns:m="http://schemas.openxmlformats.org/officeDocument/2006/math" xmlns:r="http://schemas.openxmlformats.org/officeDocument/2006/relationships" xmlns:o="urn:schemas-microsoft-com:office:office" xmlns:v="urn:schemas-microsoft-com:vml" xmlns:w10="urn:schemas-microsoft-com:office:word" xmlns:a="http://schemas.openxmlformats.org/drawingml/2006/main" xmlns:pic="http://schemas.openxmlformats.org/drawingml/2006/picture" xmlns:wp="http://schemas.openxmlformats.org/drawingml/2006/wordprocessingDrawing">
   <w:body>
-    <w:bookmarkStart w:id="22" w:name="Xddd59769059e9922f85cff72232ccaf2a06bfdc"/>
-    <w:p>
-      <w:pPr>
-        <w:pStyle w:val="Heading1"/>
+    <w:bookmarkStart w:id="24" w:name="Xddd59769059e9922f85cff72232ccaf2a06bfdc"/>
+    <w:p>
+      <w:pPr>
+        <w:pStyle w:val="1"/>
       </w:pPr>
       <w:r>
         <w:t xml:space="preserve">voice-classifier </w:t>
@@ -82,7 +82,7 @@
     </w:p>
     <w:p>
       <w:pPr>
-        <w:pStyle w:val="BodyText"/>
+        <w:pStyle w:val="a0"/>
       </w:pPr>
       <w:r>
         <w:rPr>
@@ -116,7 +116,7 @@
     </w:p>
     <w:p>
       <w:pPr>
-        <w:pStyle w:val="BlockText"/>
+        <w:pStyle w:val="aa"/>
       </w:pPr>
       <w:r>
         <w:rPr>
@@ -158,7 +158,7 @@
     </w:p>
     <w:p>
       <w:pPr>
-        <w:pStyle w:val="BlockText"/>
+        <w:pStyle w:val="aa"/>
       </w:pPr>
       <w:r>
         <w:rPr>
@@ -289,7 +289,7 @@
     <w:bookmarkStart w:id="9" w:name="完成形どこに何ができるか"/>
     <w:p>
       <w:pPr>
-        <w:pStyle w:val="Heading2"/>
+        <w:pStyle w:val="2"/>
       </w:pPr>
       <w:r>
         <w:t xml:space="preserve">0. </w:t>
@@ -430,7 +430,7 @@
     </w:p>
     <w:p>
       <w:pPr>
-        <w:pStyle w:val="BlockText"/>
+        <w:pStyle w:val="aa"/>
       </w:pPr>
       <w:r>
         <w:t xml:space="preserve">このドキュメントは、CSVに</w:t>
@@ -476,7 +476,7 @@
     <w:bookmarkStart w:id="12" w:name="pythonパイソンを入れる"/>
     <w:p>
       <w:pPr>
-        <w:pStyle w:val="Heading2"/>
+        <w:pStyle w:val="2"/>
       </w:pPr>
       <w:r>
         <w:t xml:space="preserve">1. </w:t>
@@ -501,7 +501,7 @@
     </w:p>
     <w:p>
       <w:pPr>
-        <w:pStyle w:val="Heading3"/>
+        <w:pStyle w:val="3"/>
       </w:pPr>
       <w:bookmarkStart w:id="10" w:name="バージョンは-3.14-でなければいけません"/>
       <w:r>
@@ -511,7 +511,7 @@
     </w:p>
     <w:p>
       <w:pPr>
-        <w:pStyle w:val="BlockText"/>
+        <w:pStyle w:val="aa"/>
       </w:pPr>
       <w:r>
         <w:rPr>
@@ -727,7 +727,7 @@
     <w:bookmarkStart w:id="11" w:name="確認正しいバージョンが入ったか"/>
     <w:p>
       <w:pPr>
-        <w:pStyle w:val="Heading3"/>
+        <w:pStyle w:val="3"/>
       </w:pPr>
       <w:r>
         <w:rPr>
@@ -959,7 +959,7 @@
     </w:p>
     <w:p>
       <w:pPr>
-        <w:pStyle w:val="BlockText"/>
+        <w:pStyle w:val="aa"/>
       </w:pPr>
       <w:r>
         <w:rPr>
@@ -1036,7 +1036,7 @@
     <w:bookmarkStart w:id="13" w:name="zipファイルを展開する"/>
     <w:p>
       <w:pPr>
-        <w:pStyle w:val="Heading2"/>
+        <w:pStyle w:val="2"/>
       </w:pPr>
       <w:r>
         <w:t xml:space="preserve">2. </w:t>
@@ -1090,7 +1090,7 @@
     </w:p>
     <w:p>
       <w:pPr>
-        <w:pStyle w:val="BlockText"/>
+        <w:pStyle w:val="aa"/>
       </w:pPr>
       <w:r>
         <w:rPr>
@@ -1374,7 +1374,7 @@
     </w:p>
     <w:p>
       <w:pPr>
-        <w:pStyle w:val="BlockText"/>
+        <w:pStyle w:val="aa"/>
       </w:pPr>
       <w:r>
         <w:rPr>
@@ -1403,7 +1403,7 @@
     <w:bookmarkStart w:id="14" w:name="部品を組み込むインストール"/>
     <w:p>
       <w:pPr>
-        <w:pStyle w:val="Heading2"/>
+        <w:pStyle w:val="2"/>
       </w:pPr>
       <w:r>
         <w:t xml:space="preserve">3. </w:t>
@@ -1681,7 +1681,7 @@
     <w:bookmarkStart w:id="15" w:name="azureの接続情報を設定するここだけ入力が必要"/>
     <w:p>
       <w:pPr>
-        <w:pStyle w:val="Heading2"/>
+        <w:pStyle w:val="2"/>
       </w:pPr>
       <w:r>
         <w:t xml:space="preserve">4. </w:t>
@@ -1823,7 +1823,7 @@
     </w:p>
     <w:p>
       <w:pPr>
-        <w:pStyle w:val="BlockText"/>
+        <w:pStyle w:val="aa"/>
       </w:pPr>
       <w:r>
         <w:rPr>
@@ -2351,7 +2351,7 @@
     </w:p>
     <w:p>
       <w:pPr>
-        <w:pStyle w:val="BlockText"/>
+        <w:pStyle w:val="aa"/>
       </w:pPr>
       <w:r>
         <w:rPr>
@@ -2411,7 +2411,7 @@
     <w:bookmarkStart w:id="16" w:name="分析したいcsvを置く"/>
     <w:p>
       <w:pPr>
-        <w:pStyle w:val="Heading2"/>
+        <w:pStyle w:val="2"/>
       </w:pPr>
       <w:r>
         <w:t xml:space="preserve">5. </w:t>
@@ -2465,7 +2465,7 @@
     </w:p>
     <w:p>
       <w:pPr>
-        <w:pStyle w:val="BlockText"/>
+        <w:pStyle w:val="aa"/>
       </w:pPr>
       <w:r>
         <w:rPr>
@@ -2782,7 +2782,7 @@
     <w:bookmarkStart w:id="18" w:name="実行する"/>
     <w:p>
       <w:pPr>
-        <w:pStyle w:val="Heading2"/>
+        <w:pStyle w:val="2"/>
       </w:pPr>
       <w:r>
         <w:t xml:space="preserve">6. </w:t>
@@ -3052,7 +3052,7 @@
     <w:bookmarkStart w:id="17" w:name="このコマンドの意味オプションの解説"/>
     <w:p>
       <w:pPr>
-        <w:pStyle w:val="Heading3"/>
+        <w:pStyle w:val="3"/>
       </w:pPr>
       <w:r>
         <w:rPr>
@@ -3470,7 +3470,7 @@
     </w:tbl>
     <w:p>
       <w:pPr>
-        <w:pStyle w:val="BlockText"/>
+        <w:pStyle w:val="aa"/>
       </w:pPr>
       <w:r>
         <w:rPr>
@@ -3500,7 +3500,7 @@
     <w:bookmarkStart w:id="19" w:name="結果を見る"/>
     <w:p>
       <w:pPr>
-        <w:pStyle w:val="Heading2"/>
+        <w:pStyle w:val="2"/>
       </w:pPr>
       <w:r>
         <w:t xml:space="preserve">7. </w:t>
@@ -3924,7 +3924,7 @@
     <w:bookmarkStart w:id="20" w:name="次回以降2回目から"/>
     <w:p>
       <w:pPr>
-        <w:pStyle w:val="Heading2"/>
+        <w:pStyle w:val="2"/>
       </w:pPr>
       <w:r>
         <w:rPr>
@@ -3975,10 +3975,355 @@
       </w:r>
     </w:p>
     <w:bookmarkEnd w:id="20"/>
-    <w:bookmarkStart w:id="21" w:name="困ったときエラーが出た場合"/>
-    <w:p>
-      <w:pPr>
-        <w:pStyle w:val="Heading2"/>
+    <w:bookmarkStart w:id="22" w:name="うまくいかないときは自動診断"/>
+    <w:p>
+      <w:pPr>
+        <w:pStyle w:val="2"/>
+      </w:pPr>
+      <w:r>
+        <w:rPr>
+          <w:rFonts w:hint="eastAsia"/>
+        </w:rPr>
+        <w:t xml:space="preserve">うまくいかないときは（自動診断）</w:t>
+      </w:r>
+    </w:p>
+    <w:p>
+      <w:pPr>
+        <w:pStyle w:val="FirstParagraph"/>
+      </w:pPr>
+      <w:r>
+        <w:rPr>
+          <w:rFonts w:hint="eastAsia"/>
+          <w:b/>
+          <w:bCs/>
+        </w:rPr>
+        <w:t xml:space="preserve">エラーが出たら、まずこれを実行してください。</w:t>
+      </w:r>
+      <w:r>
+        <w:t xml:space="preserve"> </w:t>
+      </w:r>
+      <w:r>
+        <w:rPr>
+          <w:rFonts w:hint="eastAsia"/>
+        </w:rPr>
+        <w:t xml:space="preserve">原因を自動で調べて、1つのレポートファイルにまとめます。</w:t>
+      </w:r>
+    </w:p>
+    <w:p>
+      <w:pPr>
+        <w:pStyle w:val="SourceCode"/>
+      </w:pPr>
+      <w:r>
+        <w:rPr>
+          <w:rStyle w:val="FunctionTok"/>
+        </w:rPr>
+        <w:t xml:space="preserve">cd</w:t>
+      </w:r>
+      <w:r>
+        <w:rPr>
+          <w:rStyle w:val="NormalTok"/>
+        </w:rPr>
+        <w:t xml:space="preserve"> C</w:t>
+      </w:r>
+      <w:r>
+        <w:rPr>
+          <w:rStyle w:val="OperatorTok"/>
+        </w:rPr>
+        <w:t xml:space="preserve">:</w:t>
+      </w:r>
+      <w:r>
+        <w:rPr>
+          <w:rStyle w:val="NormalTok"/>
+        </w:rPr>
+        <w:t xml:space="preserve">\Users\yamada\voice-classifier</w:t>
+      </w:r>
+      <w:r>
+        <w:br/>
+      </w:r>
+      <w:r>
+        <w:rPr>
+          <w:rStyle w:val="NormalTok"/>
+        </w:rPr>
+        <w:t xml:space="preserve">python src\diagnose</w:t>
+      </w:r>
+      <w:r>
+        <w:rPr>
+          <w:rStyle w:val="OperatorTok"/>
+        </w:rPr>
+        <w:t xml:space="preserve">.</w:t>
+      </w:r>
+      <w:r>
+        <w:rPr>
+          <w:rStyle w:val="FunctionTok"/>
+        </w:rPr>
+        <w:t xml:space="preserve">py</w:t>
+      </w:r>
+    </w:p>
+    <w:p>
+      <w:pPr>
+        <w:pStyle w:val="FirstParagraph"/>
+      </w:pPr>
+      <w:r>
+        <w:rPr>
+          <w:rFonts w:hint="eastAsia"/>
+        </w:rPr>
+        <w:t xml:space="preserve">1分ほどで終わり、最後にこう表示されます：</w:t>
+      </w:r>
+    </w:p>
+    <w:p>
+      <w:pPr>
+        <w:pStyle w:val="SourceCode"/>
+      </w:pPr>
+      <w:r>
+        <w:rPr>
+          <w:rStyle w:val="VerbatimChar"/>
+          <w:rFonts w:hint="eastAsia"/>
+        </w:rPr>
+        <w:t xml:space="preserve">レポートを次の場所に保存しました。このファイルを担当者に送ってください：</w:t>
+      </w:r>
+      <w:r>
+        <w:br/>
+      </w:r>
+      <w:r>
+        <w:rPr>
+          <w:rStyle w:val="VerbatimChar"/>
+        </w:rPr>
+        <w:t xml:space="preserve">  </w:t>
+      </w:r>
+      <w:r>
+        <w:rPr>
+          <w:rStyle w:val="VerbatimChar"/>
+          <w:rFonts w:hint="eastAsia"/>
+        </w:rPr>
+        <w:t xml:space="preserve">C:\Users\yamada\voice-classifier\診断結果_20260804_120000.txt</w:t>
+      </w:r>
+    </w:p>
+    <w:p>
+      <w:pPr>
+        <w:pStyle w:val="FirstParagraph"/>
+      </w:pPr>
+      <w:r>
+        <w:rPr>
+          <w:b/>
+          <w:bCs/>
+        </w:rPr>
+        <w:t xml:space="preserve">この</w:t>
+      </w:r>
+      <w:r>
+        <w:rPr>
+          <w:b/>
+          <w:bCs/>
+        </w:rPr>
+        <w:t xml:space="preserve"> </w:t>
+      </w:r>
+      <w:r>
+        <w:rPr>
+          <w:rStyle w:val="VerbatimChar"/>
+          <w:rFonts w:hint="eastAsia"/>
+          <w:b/>
+          <w:bCs/>
+        </w:rPr>
+        <w:t xml:space="preserve">診断結果_（日付）.txt</w:t>
+      </w:r>
+      <w:r>
+        <w:rPr>
+          <w:b/>
+          <w:bCs/>
+        </w:rPr>
+        <w:t xml:space="preserve"> </w:t>
+      </w:r>
+      <w:r>
+        <w:rPr>
+          <w:rFonts w:hint="eastAsia"/>
+          <w:b/>
+          <w:bCs/>
+        </w:rPr>
+        <w:t xml:space="preserve">をメールに添付して送ってください。</w:t>
+      </w:r>
+      <w:r>
+        <w:t xml:space="preserve"> </w:t>
+      </w:r>
+      <w:r>
+        <w:rPr>
+          <w:rFonts w:hint="eastAsia"/>
+        </w:rPr>
+        <w:t xml:space="preserve">原因はこちらで判断しますので、内容を読む必要はありません。</w:t>
+      </w:r>
+    </w:p>
+    <w:p>
+      <w:pPr>
+        <w:pStyle w:val="a0"/>
+      </w:pPr>
+      <w:r>
+        <w:rPr>
+          <w:rFonts w:hint="eastAsia"/>
+        </w:rPr>
+        <w:t xml:space="preserve">Pythonのバージョン、部品の導入状況、Azureの設定と通信、CSVの列名などを</w:t>
+      </w:r>
+      <w:r>
+        <w:t xml:space="preserve"> </w:t>
+      </w:r>
+      <w:r>
+        <w:rPr>
+          <w:rFonts w:hint="eastAsia"/>
+        </w:rPr>
+        <w:t xml:space="preserve">自動で確認します。</w:t>
+      </w:r>
+    </w:p>
+    <w:p>
+      <w:pPr>
+        <w:pStyle w:val="3"/>
+      </w:pPr>
+      <w:bookmarkStart w:id="21" w:name="レポートに含まれないもの"/>
+      <w:r>
+        <w:rPr>
+          <w:rFonts w:hint="eastAsia"/>
+        </w:rPr>
+        <w:t xml:space="preserve">レポートに含まれないもの</w:t>
+      </w:r>
+      <w:bookmarkEnd w:id="21"/>
+    </w:p>
+    <w:p>
+      <w:pPr>
+        <w:pStyle w:val="Compact"/>
+        <w:numPr>
+          <w:ilvl w:val="0"/>
+          <w:numId w:val="1004"/>
+        </w:numPr>
+      </w:pPr>
+      <w:r>
+        <w:rPr>
+          <w:b/>
+          <w:bCs/>
+        </w:rPr>
+        <w:t xml:space="preserve">APIキー</w:t>
+      </w:r>
+      <w:r>
+        <w:rPr>
+          <w:rFonts w:hint="eastAsia"/>
+        </w:rPr>
+        <w:t xml:space="preserve">（設定されているかどうかと文字数だけを記録します）</w:t>
+      </w:r>
+    </w:p>
+    <w:p>
+      <w:pPr>
+        <w:pStyle w:val="Compact"/>
+        <w:numPr>
+          <w:ilvl w:val="0"/>
+          <w:numId w:val="1004"/>
+        </w:numPr>
+      </w:pPr>
+      <w:r>
+        <w:rPr>
+          <w:rFonts w:hint="eastAsia"/>
+          <w:b/>
+          <w:bCs/>
+        </w:rPr>
+        <w:t xml:space="preserve">CSVの中身</w:t>
+      </w:r>
+      <w:r>
+        <w:rPr>
+          <w:rFonts w:hint="eastAsia"/>
+        </w:rPr>
+        <w:t xml:space="preserve">（列名と行数だけです。問い合わせ本文などは一切含みません）</w:t>
+      </w:r>
+    </w:p>
+    <w:p>
+      <w:pPr>
+        <w:pStyle w:val="aa"/>
+      </w:pPr>
+      <w:r>
+        <w:rPr>
+          <w:rFonts w:hint="eastAsia"/>
+        </w:rPr>
+        <w:t xml:space="preserve">そのまま送っていただいて問題ありません。</w:t>
+      </w:r>
+    </w:p>
+    <w:p>
+      <w:pPr>
+        <w:pStyle w:val="aa"/>
+      </w:pPr>
+      <w:r>
+        <w:rPr>
+          <w:rFonts w:hint="eastAsia"/>
+        </w:rPr>
+        <w:t xml:space="preserve">Azureへの通信確認をせずに調べたい場合は、末尾に</w:t>
+      </w:r>
+      <w:r>
+        <w:t xml:space="preserve"> </w:t>
+      </w:r>
+      <w:r>
+        <w:rPr>
+          <w:rStyle w:val="VerbatimChar"/>
+        </w:rPr>
+        <w:t xml:space="preserve">--no-azure</w:t>
+      </w:r>
+      <w:r>
+        <w:t xml:space="preserve"> </w:t>
+      </w:r>
+      <w:r>
+        <w:rPr>
+          <w:rFonts w:hint="eastAsia"/>
+        </w:rPr>
+        <w:t xml:space="preserve">を付けてください。</w:t>
+      </w:r>
+      <w:r>
+        <w:t xml:space="preserve"> </w:t>
+      </w:r>
+      <w:r>
+        <w:rPr>
+          <w:rFonts w:hint="eastAsia"/>
+        </w:rPr>
+        <w:t xml:space="preserve">例：</w:t>
+      </w:r>
+      <w:r>
+        <w:rPr>
+          <w:rStyle w:val="VerbatimChar"/>
+        </w:rPr>
+        <w:t xml:space="preserve">python src\diagnose.py --no-azure</w:t>
+      </w:r>
+    </w:p>
+    <w:p>
+      <w:pPr>
+        <w:pStyle w:val="aa"/>
+      </w:pPr>
+      <w:r>
+        <w:rPr>
+          <w:rStyle w:val="VerbatimChar"/>
+        </w:rPr>
+        <w:t xml:space="preserve">python</w:t>
+      </w:r>
+      <w:r>
+        <w:t xml:space="preserve"> </w:t>
+      </w:r>
+      <w:r>
+        <w:rPr>
+          <w:rFonts w:hint="eastAsia"/>
+        </w:rPr>
+        <w:t xml:space="preserve">が見つからないというエラーが出る場合は、手順1のPythonが</w:t>
+      </w:r>
+      <w:r>
+        <w:t xml:space="preserve"> </w:t>
+      </w:r>
+      <w:r>
+        <w:rPr>
+          <w:rFonts w:hint="eastAsia"/>
+        </w:rPr>
+        <w:t xml:space="preserve">入っていません。その旨をそのままご連絡ください。</w:t>
+      </w:r>
+    </w:p>
+    <w:p>
+      <w:r>
+        <w:pict>
+          <v:rect style="width:0;height:1.5pt" o:hralign="center" o:hrstd="t" o:hr="t"/>
+        </w:pict>
+      </w:r>
+    </w:p>
+    <w:bookmarkEnd w:id="22"/>
+    <w:bookmarkStart w:id="23" w:name="困ったときエラーが出た場合"/>
+    <w:p>
+      <w:pPr>
+        <w:pStyle w:val="2"/>
       </w:pPr>
       <w:r>
         <w:rPr>
@@ -4420,13 +4765,13 @@
     </w:tbl>
     <w:p>
       <w:pPr>
-        <w:pStyle w:val="BodyText"/>
-      </w:pPr>
-      <w:r>
-        <w:rPr>
-          <w:rFonts w:hint="eastAsia"/>
-        </w:rPr>
-        <w:t xml:space="preserve">それでも解決しない場合は、PowerShellに出ている</w:t>
+        <w:pStyle w:val="a0"/>
+      </w:pPr>
+      <w:r>
+        <w:rPr>
+          <w:rFonts w:hint="eastAsia"/>
+        </w:rPr>
+        <w:t xml:space="preserve">それでも解決しない場合は、上の「</w:t>
       </w:r>
       <w:r>
         <w:rPr>
@@ -4434,21 +4779,72 @@
           <w:b/>
           <w:bCs/>
         </w:rPr>
+        <w:t xml:space="preserve">うまくいかないときは（自動診断）</w:t>
+      </w:r>
+      <w:r>
+        <w:rPr>
+          <w:rFonts w:hint="eastAsia"/>
+        </w:rPr>
+        <w:t xml:space="preserve">」を実行し、</w:t>
+      </w:r>
+      <w:r>
+        <w:t xml:space="preserve"> </w:t>
+      </w:r>
+      <w:r>
+        <w:t xml:space="preserve">できあがった</w:t>
+      </w:r>
+      <w:r>
+        <w:t xml:space="preserve"> </w:t>
+      </w:r>
+      <w:r>
+        <w:rPr>
+          <w:rStyle w:val="VerbatimChar"/>
+          <w:rFonts w:hint="eastAsia"/>
+        </w:rPr>
+        <w:t xml:space="preserve">診断結果_（日付）.txt</w:t>
+      </w:r>
+      <w:r>
+        <w:t xml:space="preserve"> </w:t>
+      </w:r>
+      <w:r>
+        <w:rPr>
+          <w:rFonts w:hint="eastAsia"/>
+        </w:rPr>
+        <w:t xml:space="preserve">を送ってください。</w:t>
+      </w:r>
+      <w:r>
+        <w:t xml:space="preserve"> </w:t>
+      </w:r>
+      <w:r>
+        <w:rPr>
+          <w:rFonts w:hint="eastAsia"/>
+        </w:rPr>
+        <w:t xml:space="preserve">PowerShellに出ている</w:t>
+      </w:r>
+      <w:r>
+        <w:rPr>
+          <w:rFonts w:hint="eastAsia"/>
+          <w:b/>
+          <w:bCs/>
+        </w:rPr>
         <w:t xml:space="preserve">赤い文字のエラー全文</w:t>
       </w:r>
       <w:r>
         <w:rPr>
           <w:rFonts w:hint="eastAsia"/>
         </w:rPr>
-        <w:t xml:space="preserve">をコピーして共有してください。</w:t>
-      </w:r>
-    </w:p>
-    <w:bookmarkEnd w:id="21"/>
-    <w:bookmarkEnd w:id="22"/>
+        <w:t xml:space="preserve">も一緒にコピーしていただけると確実です。</w:t>
+      </w:r>
+    </w:p>
+    <w:bookmarkEnd w:id="23"/>
+    <w:bookmarkEnd w:id="24"/>
     <w:sectPr>
       <w:footnotePr>
         <w:numRestart w:val="eachSect"/>
       </w:footnotePr>
+      <w:pgSz w:h="15840" w:w="12240"/>
+      <w:pgMar w:bottom="1701" w:footer="720" w:gutter="0" w:header="720" w:left="1701" w:right="1701" w:top="1985"/>
+      <w:cols w:space="720"/>
     </w:sectPr>
   </w:body>
 </w:document>
@@ -4478,7 +4874,274 @@
 </file>
 
 <file path=word/numbering.xml><?xml version="1.0" encoding="utf-8"?>
-<w:numbering xmlns:w="http://schemas.openxmlformats.org/wordprocessingml/2006/main">
+<w:numbering xmlns:aink="http://schemas.microsoft.com/office/drawing/2016/ink" xmlns:am3d="http://schemas.microsoft.com/office/drawing/2017/model3d" xmlns:cx="http://schemas.microsoft.com/office/drawing/2014/chartex" xmlns:cx1="http://schemas.microsoft.com/office/drawing/2015/9/8/chartex" xmlns:cx2="http://schemas.microsoft.com/office/drawing/2015/10/21/chartex" xmlns:cx3="http://schemas.microsoft.com/office/drawing/2016/5/9/chartex" xmlns:cx4="http://schemas.microsoft.com/office/drawing/2016/5/10/chartex" xmlns:cx5="http://schemas.microsoft.com/office/drawing/2016/5/11/chartex" xmlns:cx6="http://schemas.microsoft.com/office/drawing/2016/5/12/chartex" xmlns:cx7="http://schemas.microsoft.com/office/drawing/2016/5/13/chartex" xmlns:cx8="http://schemas.microsoft.com/office/drawing/2016/5/14/chartex" xmlns:m="http://schemas.openxmlformats.org/officeDocument/2006/math" xmlns:mc="http://schemas.openxmlformats.org/markup-compatibility/2006" xmlns:o="urn:schemas-microsoft-com:office:office" xmlns:oel="http://schemas.microsoft.com/office/2019/extlst" xmlns:r="http://schemas.openxmlformats.org/officeDocument/2006/relationships" xmlns:v="urn:schemas-microsoft-com:vml" xmlns:w="http://schemas.openxmlformats.org/wordprocessingml/2006/main" xmlns:w10="urn:schemas-microsoft-com:office:word" xmlns:w14="http://schemas.microsoft.com/office/word/2010/wordml" xmlns:w15="http://schemas.microsoft.com/office/word/2012/wordml" xmlns:w16="http://schemas.microsoft.com/office/word/2018/wordml" xmlns:w16cex="http://schemas.microsoft.com/office/word/2018/wordml/cex" xmlns:w16cid="http://schemas.microsoft.com/office/word/2016/wordml/cid" xmlns:w16du="http://schemas.microsoft.com/office/word/2023/wordml/word16du" xmlns:w16sdtdh="http://schemas.microsoft.com/office/word/2020/wordml/sdtdatahash" xmlns:w16sdtfl="http://schemas.microsoft.com/office/word/2024/wordml/sdtformatlock" xmlns:w16se="http://schemas.microsoft.com/office/word/2015/wordml/symex" xmlns:wne="http://schemas.microsoft.com/office/word/2006/wordml" xmlns:wp="http://schemas.openxmlformats.org/drawingml/2006/wordprocessingDrawing" xmlns:wp14="http://schemas.microsoft.com/office/word/2010/wordprocessingDrawing" xmlns:wpc="http://schemas.microsoft.com/office/word/2010/wordprocessingCanvas" xmlns:wpg="http://schemas.microsoft.com/office/word/2010/wordprocessingGroup" xmlns:wpi="http://schemas.microsoft.com/office/word/2010/wordprocessingInk" xmlns:wps="http://schemas.microsoft.com/office/word/2010/wordprocessingShape" mc:Ignorable="w14 w15 w16se w16cid w16 w16cex w16sdtdh w16sdtfl w16du wp14">
+  <w:abstractNum w15:restartNumberingAfterBreak="0" w:abstractNumId="0">
+    <w:nsid w:val="0000A990"/>
+    <w:multiLevelType w:val="multilevel"/>
+    <w:tmpl w:val="BBB6D8F8"/>
+    <w:lvl w:ilvl="0">
+      <w:numFmt w:val="bullet"/>
+      <w:lvlText w:val=" "/>
+      <w:lvlJc w:val="left"/>
+      <w:pPr>
+        <w:ind w:hanging="360" w:left="720"/>
+      </w:pPr>
+    </w:lvl>
+    <w:lvl w:ilvl="1">
+      <w:numFmt w:val="bullet"/>
+      <w:lvlText w:val=" "/>
+      <w:lvlJc w:val="left"/>
+      <w:pPr>
+        <w:ind w:hanging="360" w:left="1440"/>
+      </w:pPr>
+    </w:lvl>
+    <w:lvl w:ilvl="2">
+      <w:numFmt w:val="bullet"/>
+      <w:lvlText w:val=" "/>
+      <w:lvlJc w:val="left"/>
+      <w:pPr>
+        <w:ind w:hanging="360" w:left="2160"/>
+      </w:pPr>
+    </w:lvl>
+    <w:lvl w:ilvl="3">
+      <w:numFmt w:val="bullet"/>
+      <w:lvlText w:val=" "/>
+      <w:lvlJc w:val="left"/>
+      <w:pPr>
+        <w:ind w:hanging="360" w:left="2880"/>
+      </w:pPr>
+    </w:lvl>
+    <w:lvl w:ilvl="4">
+      <w:numFmt w:val="bullet"/>
+      <w:lvlText w:val=" "/>
+      <w:lvlJc w:val="left"/>
+      <w:pPr>
+        <w:ind w:hanging="360" w:left="3600"/>
+      </w:pPr>
+    </w:lvl>
+    <w:lvl w:ilvl="5">
+      <w:numFmt w:val="bullet"/>
+      <w:lvlText w:val=" "/>
+      <w:lvlJc w:val="left"/>
+      <w:pPr>
+        <w:ind w:hanging="360" w:left="4320"/>
+      </w:pPr>
+    </w:lvl>
+    <w:lvl w:ilvl="6">
+      <w:numFmt w:val="bullet"/>
+      <w:lvlText w:val=" "/>
+      <w:lvlJc w:val="left"/>
+      <w:pPr>
+        <w:ind w:hanging="360" w:left="5040"/>
+      </w:pPr>
+    </w:lvl>
+    <w:lvl w:ilvl="7">
+      <w:numFmt w:val="bullet"/>
+      <w:lvlText w:val=" "/>
+      <w:lvlJc w:val="left"/>
+      <w:pPr>
+        <w:ind w:hanging="360" w:left="5760"/>
+      </w:pPr>
+    </w:lvl>
+    <w:lvl w:ilvl="8">
+      <w:numFmt w:val="bullet"/>
+      <w:lvlText w:val=" "/>
+      <w:lvlJc w:val="left"/>
+      <w:pPr>
+        <w:ind w:hanging="360" w:left="6480"/>
+      </w:pPr>
+    </w:lvl>
+  </w:abstractNum>
+  <w:abstractNum w15:restartNumberingAfterBreak="0" w:abstractNumId="1">
+    <w:nsid w:val="0000A991"/>
+    <w:multiLevelType w:val="multilevel"/>
+    <w:tmpl w:val="84728A6E"/>
+    <w:lvl w:ilvl="0">
+      <w:numFmt w:val="bullet"/>
+      <w:lvlText w:val=""/>
+      <w:lvlJc w:val="left"/>
+      <w:pPr>
+        <w:ind w:hanging="360" w:left="720"/>
+      </w:pPr>
+      <w:rPr>
+        <w:rFonts w:ascii="Symbol" w:cs="Symbol" w:hAnsi="Symbol" w:hint="default"/>
+      </w:rPr>
+    </w:lvl>
+    <w:lvl w:ilvl="1">
+      <w:numFmt w:val="bullet"/>
+      <w:lvlText w:val="o"/>
+      <w:lvlJc w:val="left"/>
+      <w:pPr>
+        <w:ind w:hanging="360" w:left="1440"/>
+      </w:pPr>
+      <w:rPr>
+        <w:rFonts w:ascii="Courier New" w:cs="Courier New" w:hAnsi="Courier New" w:hint="default"/>
+      </w:rPr>
+    </w:lvl>
+    <w:lvl w:ilvl="2">
+      <w:numFmt w:val="bullet"/>
+      <w:lvlText w:val=""/>
+      <w:lvlJc w:val="left"/>
+      <w:pPr>
+        <w:ind w:hanging="360" w:left="2160"/>
+      </w:pPr>
+      <w:rPr>
+        <w:rFonts w:ascii="Wingdings" w:cs="Wingdings" w:hAnsi="Wingdings" w:hint="default"/>
+      </w:rPr>
+    </w:lvl>
+    <w:lvl w:ilvl="3">
+      <w:numFmt w:val="bullet"/>
+      <w:lvlText w:val=""/>
+      <w:lvlJc w:val="left"/>
+      <w:pPr>
+        <w:ind w:hanging="360" w:left="2880"/>
+      </w:pPr>
+      <w:rPr>
+        <w:rFonts w:ascii="Symbol" w:cs="Symbol" w:hAnsi="Symbol" w:hint="default"/>
+      </w:rPr>
+    </w:lvl>
+    <w:lvl w:ilvl="4">
+      <w:numFmt w:val="bullet"/>
+      <w:lvlText w:val="o"/>
+      <w:lvlJc w:val="left"/>
+      <w:pPr>
+        <w:ind w:hanging="360" w:left="3600"/>
+      </w:pPr>
+      <w:rPr>
+        <w:rFonts w:ascii="Courier New" w:cs="Courier New" w:hAnsi="Courier New" w:hint="default"/>
+      </w:rPr>
+    </w:lvl>
+    <w:lvl w:ilvl="5">
+      <w:numFmt w:val="bullet"/>
+      <w:lvlText w:val=""/>
+      <w:lvlJc w:val="left"/>
+      <w:pPr>
+        <w:ind w:hanging="360" w:left="4320"/>
+      </w:pPr>
+      <w:rPr>
+        <w:rFonts w:ascii="Wingdings" w:cs="Wingdings" w:hAnsi="Wingdings" w:hint="default"/>
+      </w:rPr>
+    </w:lvl>
+    <w:lvl w:ilvl="6">
+      <w:numFmt w:val="bullet"/>
+      <w:lvlText w:val=""/>
+      <w:lvlJc w:val="left"/>
+      <w:pPr>
+        <w:ind w:hanging="360" w:left="5040"/>
+      </w:pPr>
+      <w:rPr>
+        <w:rFonts w:ascii="Symbol" w:cs="Symbol" w:hAnsi="Symbol" w:hint="default"/>
+      </w:rPr>
+    </w:lvl>
+    <w:lvl w:ilvl="7">
+      <w:numFmt w:val="bullet"/>
+      <w:lvlText w:val="o"/>
+      <w:lvlJc w:val="left"/>
+      <w:pPr>
+        <w:ind w:hanging="360" w:left="5760"/>
+      </w:pPr>
+      <w:rPr>
+        <w:rFonts w:ascii="Courier New" w:cs="Courier New" w:hAnsi="Courier New" w:hint="default"/>
+      </w:rPr>
+    </w:lvl>
+    <w:lvl w:ilvl="8">
+      <w:numFmt w:val="bullet"/>
+      <w:lvlText w:val=""/>
+      <w:lvlJc w:val="left"/>
+      <w:pPr>
+        <w:ind w:hanging="360" w:left="6480"/>
+      </w:pPr>
+      <w:rPr>
+        <w:rFonts w:ascii="Wingdings" w:cs="Wingdings" w:hAnsi="Wingdings" w:hint="default"/>
+      </w:rPr>
+    </w:lvl>
+  </w:abstractNum>
+  <w:abstractNum w15:restartNumberingAfterBreak="0" w:abstractNumId="2">
+    <w:nsid w:val="00A99411"/>
+    <w:multiLevelType w:val="multilevel"/>
+    <w:tmpl w:val="802A7050"/>
+    <w:lvl w:ilvl="0">
+      <w:start w:val="1"/>
+      <w:numFmt w:val="decimal"/>
+      <w:lvlText w:val="%1."/>
+      <w:lvlJc w:val="left"/>
+      <w:pPr>
+        <w:ind w:hanging="360" w:left="720"/>
+      </w:pPr>
+    </w:lvl>
+    <w:lvl w:ilvl="1">
+      <w:start w:val="1"/>
+      <w:numFmt w:val="decimal"/>
+      <w:lvlText w:val="%2."/>
+      <w:lvlJc w:val="left"/>
+      <w:pPr>
+        <w:ind w:hanging="360" w:left="1440"/>
+      </w:pPr>
+    </w:lvl>
+    <w:lvl w:ilvl="2">
+      <w:start w:val="1"/>
+      <w:numFmt w:val="decimal"/>
+      <w:lvlText w:val="%3."/>
+      <w:lvlJc w:val="left"/>
+      <w:pPr>
+        <w:ind w:hanging="360" w:left="2160"/>
+      </w:pPr>
+    </w:lvl>
+    <w:lvl w:ilvl="3">
+      <w:start w:val="1"/>
+      <w:numFmt w:val="decimal"/>
+      <w:lvlText w:val="%4."/>
+      <w:lvlJc w:val="left"/>
+      <w:pPr>
+        <w:ind w:hanging="360" w:left="2880"/>
+      </w:pPr>
+    </w:lvl>
+    <w:lvl w:ilvl="4">
+      <w:start w:val="1"/>
+      <w:numFmt w:val="decimal"/>
+      <w:lvlText w:val="%5."/>
+      <w:lvlJc w:val="left"/>
+      <w:pPr>
+        <w:ind w:hanging="360" w:left="3600"/>
+      </w:pPr>
+    </w:lvl>
+    <w:lvl w:ilvl="5">
+      <w:start w:val="1"/>
+      <w:numFmt w:val="decimal"/>
+      <w:lvlText w:val="%6."/>
+      <w:lvlJc w:val="left"/>
+      <w:pPr>
+        <w:ind w:hanging="360" w:left="4320"/>
+      </w:pPr>
+    </w:lvl>
+    <w:lvl w:ilvl="6">
+      <w:start w:val="1"/>
+      <w:numFmt w:val="decimal"/>
+      <w:lvlText w:val="%7."/>
+      <w:lvlJc w:val="left"/>
+      <w:pPr>
+        <w:ind w:hanging="360" w:left="5040"/>
+      </w:pPr>
+    </w:lvl>
+    <w:lvl w:ilvl="7">
+      <w:start w:val="1"/>
+      <w:numFmt w:val="decimal"/>
+      <w:lvlText w:val="%8."/>
+      <w:lvlJc w:val="left"/>
+      <w:pPr>
+        <w:ind w:hanging="360" w:left="5760"/>
+      </w:pPr>
+    </w:lvl>
+    <w:lvl w:ilvl="8">
+      <w:start w:val="1"/>
+      <w:numFmt w:val="decimal"/>
+      <w:lvlText w:val="%9."/>
+      <w:lvlJc w:val="left"/>
+      <w:pPr>
+        <w:ind w:hanging="360" w:left="6480"/>
+      </w:pPr>
+    </w:lvl>
+  </w:abstractNum>
   <w:abstractNum w:abstractNumId="990">
     <w:nsid w:val="0000A990"/>
     <w:multiLevelType w:val="multilevel"/>
@@ -4743,6 +5406,42 @@
       </w:rPr>
     </w:lvl>
   </w:abstractNum>
+  <w:num w16cid:durableId="535393918" w:numId="1">
+    <w:abstractNumId w:val="0"/>
+  </w:num>
+  <w:num w16cid:durableId="1776703675" w:numId="2">
+    <w:abstractNumId w:val="2"/>
+    <w:lvlOverride w:ilvl="0">
+      <w:startOverride w:val="1"/>
+    </w:lvlOverride>
+    <w:lvlOverride w:ilvl="1">
+      <w:startOverride w:val="1"/>
+    </w:lvlOverride>
+    <w:lvlOverride w:ilvl="2">
+      <w:startOverride w:val="1"/>
+    </w:lvlOverride>
+    <w:lvlOverride w:ilvl="3">
+      <w:startOverride w:val="1"/>
+    </w:lvlOverride>
+    <w:lvlOverride w:ilvl="4">
+      <w:startOverride w:val="1"/>
+    </w:lvlOverride>
+    <w:lvlOverride w:ilvl="5">
+      <w:startOverride w:val="1"/>
+    </w:lvlOverride>
+    <w:lvlOverride w:ilvl="6">
+      <w:startOverride w:val="1"/>
+    </w:lvlOverride>
+    <w:lvlOverride w:ilvl="7">
+      <w:startOverride w:val="1"/>
+    </w:lvlOverride>
+    <w:lvlOverride w:ilvl="8">
+      <w:startOverride w:val="1"/>
+    </w:lvlOverride>
+  </w:num>
+  <w:num w16cid:durableId="670990248" w:numId="3">
+    <w:abstractNumId w:val="1"/>
+  </w:num>
   <w:num w:numId="1000">
     <w:abstractNumId w:val="990"/>
   </w:num>
@@ -4782,15 +5481,18 @@
   <w:num w:numId="1003">
     <w:abstractNumId w:val="991"/>
   </w:num>
+  <w:num w:numId="1004">
+    <w:abstractNumId w:val="991"/>
+  </w:num>
 </w:numbering>
 </file>
 
 <file path=word/styles.xml><?xml version="1.0" encoding="utf-8"?>
-<w:styles xmlns:r="http://schemas.openxmlformats.org/officeDocument/2006/relationships" xmlns:w="http://schemas.openxmlformats.org/wordprocessingml/2006/main">
+<w:styles xmlns:mc="http://schemas.openxmlformats.org/markup-compatibility/2006" xmlns:r="http://schemas.openxmlformats.org/officeDocument/2006/relationships" xmlns:w="http://schemas.openxmlformats.org/wordprocessingml/2006/main" xmlns:w14="http://schemas.microsoft.com/office/word/2010/wordml" xmlns:w15="http://schemas.microsoft.com/office/word/2012/wordml" xmlns:w16="http://schemas.microsoft.com/office/word/2018/wordml" xmlns:w16cex="http://schemas.microsoft.com/office/word/2018/wordml/cex" xmlns:w16cid="http://schemas.microsoft.com/office/word/2016/wordml/cid" xmlns:w16du="http://schemas.microsoft.com/office/word/2023/wordml/word16du" xmlns:w16sdtdh="http://schemas.microsoft.com/office/word/2020/wordml/sdtdatahash" xmlns:w16sdtfl="http://schemas.microsoft.com/office/word/2024/wordml/sdtformatlock" xmlns:w16se="http://schemas.microsoft.com/office/word/2015/wordml/symex" mc:Ignorable="w14 w15 w16se w16cid w16 w16cex w16sdtdh w16sdtfl w16du">
   <w:docDefaults>
     <w:rPrDefault>
       <w:rPr>
-        <w:rFonts w:asciiTheme="minorHAnsi" w:cstheme="minorBidi" w:eastAsiaTheme="minorHAnsi" w:hAnsiTheme="minorHAnsi"/>
+        <w:rFonts w:asciiTheme="minorHAnsi" w:cstheme="minorBidi" w:eastAsiaTheme="minorEastAsia" w:hAnsiTheme="minorHAnsi"/>
         <w:sz w:val="24"/>
         <w:szCs w:val="24"/>
         <w:lang w:bidi="ar-SA" w:eastAsia="en-US" w:val="en-US"/>
@@ -4802,172 +5504,259 @@
       </w:pPr>
     </w:pPrDefault>
   </w:docDefaults>
-  <w:latentStyles w:count="276" w:defLockedState="0" w:defQFormat="0" w:defSemiHidden="0" w:defUIPriority="0" w:defUnhideWhenUsed="0"/>
-  <w:style w:default="1" w:styleId="Normal" w:type="paragraph">
+  <w:latentStyles w:count="376" w:defLockedState="0" w:defQFormat="0" w:defSemiHidden="0" w:defUIPriority="0" w:defUnhideWhenUsed="0">
+    <w:lsdException w:name="Normal Table" w:semiHidden="1" w:unhideWhenUsed="1"/>
+    <w:lsdException w:name="Table Simple 1" w:semiHidden="1" w:unhideWhenUsed="1"/>
+    <w:lsdException w:name="Table Simple 2" w:semiHidden="1" w:unhideWhenUsed="1"/>
+    <w:lsdException w:name="Table Simple 3" w:semiHidden="1" w:unhideWhenUsed="1"/>
+    <w:lsdException w:name="Table Classic 1" w:semiHidden="1" w:unhideWhenUsed="1"/>
+    <w:lsdException w:name="Table Classic 2" w:semiHidden="1" w:unhideWhenUsed="1"/>
+    <w:lsdException w:name="Table Classic 3" w:semiHidden="1" w:unhideWhenUsed="1"/>
+    <w:lsdException w:name="Table Classic 4" w:semiHidden="1" w:unhideWhenUsed="1"/>
+    <w:lsdException w:name="Table Colorful 1" w:semiHidden="1" w:unhideWhenUsed="1"/>
+    <w:lsdException w:name="Table Colorful 2" w:semiHidden="1" w:unhideWhenUsed="1"/>
+    <w:lsdException w:name="Table Colorful 3" w:semiHidden="1" w:unhideWhenUsed="1"/>
+    <w:lsdException w:name="Table Columns 1" w:semiHidden="1" w:unhideWhenUsed="1"/>
+    <w:lsdException w:name="Table Columns 2" w:semiHidden="1" w:unhideWhenUsed="1"/>
+    <w:lsdException w:name="Table Columns 3" w:semiHidden="1" w:unhideWhenUsed="1"/>
+    <w:lsdException w:name="Table Columns 4" w:semiHidden="1" w:unhideWhenUsed="1"/>
+    <w:lsdException w:name="Table Columns 5" w:semiHidden="1" w:unhideWhenUsed="1"/>
+    <w:lsdException w:name="Table Grid 1" w:semiHidden="1" w:unhideWhenUsed="1"/>
+    <w:lsdException w:name="Table Grid 2" w:semiHidden="1" w:unhideWhenUsed="1"/>
+    <w:lsdException w:name="Table Grid 3" w:semiHidden="1" w:unhideWhenUsed="1"/>
+    <w:lsdException w:name="Table Grid 4" w:semiHidden="1" w:unhideWhenUsed="1"/>
+    <w:lsdException w:name="Table Grid 5" w:semiHidden="1" w:unhideWhenUsed="1"/>
+    <w:lsdException w:name="Table Grid 6" w:semiHidden="1" w:unhideWhenUsed="1"/>
+    <w:lsdException w:name="Table Grid 7" w:semiHidden="1" w:unhideWhenUsed="1"/>
+    <w:lsdException w:name="Table Grid 8" w:semiHidden="1" w:unhideWhenUsed="1"/>
+    <w:lsdException w:name="Table List 1" w:semiHidden="1" w:unhideWhenUsed="1"/>
+    <w:lsdException w:name="Table List 2" w:semiHidden="1" w:unhideWhenUsed="1"/>
+    <w:lsdException w:name="Table List 3" w:semiHidden="1" w:unhideWhenUsed="1"/>
+    <w:lsdException w:name="Table List 4" w:semiHidden="1" w:unhideWhenUsed="1"/>
+    <w:lsdException w:name="Table List 5" w:semiHidden="1" w:unhideWhenUsed="1"/>
+    <w:lsdException w:name="Table List 6" w:semiHidden="1" w:unhideWhenUsed="1"/>
+    <w:lsdException w:name="Table List 7" w:semiHidden="1" w:unhideWhenUsed="1"/>
+    <w:lsdException w:name="Table List 8" w:semiHidden="1" w:unhideWhenUsed="1"/>
+    <w:lsdException w:name="Table 3D effects 1" w:semiHidden="1" w:unhideWhenUsed="1"/>
+    <w:lsdException w:name="Table 3D effects 2" w:semiHidden="1" w:unhideWhenUsed="1"/>
+    <w:lsdException w:name="Table 3D effects 3" w:semiHidden="1" w:unhideWhenUsed="1"/>
+    <w:lsdException w:name="Table Contemporary" w:semiHidden="1" w:unhideWhenUsed="1"/>
+    <w:lsdException w:name="Table Elegant" w:semiHidden="1" w:unhideWhenUsed="1"/>
+    <w:lsdException w:name="Table Professional" w:semiHidden="1" w:unhideWhenUsed="1"/>
+    <w:lsdException w:name="Table Subtle 1" w:semiHidden="1" w:unhideWhenUsed="1"/>
+    <w:lsdException w:name="Table Subtle 2" w:semiHidden="1" w:unhideWhenUsed="1"/>
+    <w:lsdException w:name="Table Web 1" w:semiHidden="1" w:unhideWhenUsed="1"/>
+    <w:lsdException w:name="Table Web 2" w:semiHidden="1" w:unhideWhenUsed="1"/>
+    <w:lsdException w:name="Table Web 3" w:semiHidden="1" w:unhideWhenUsed="1"/>
+    <w:lsdException w:name="Table Theme" w:semiHidden="1" w:unhideWhenUsed="1"/>
+    <w:lsdException w:name="Light Shading"/>
+    <w:lsdException w:name="Light List"/>
+    <w:lsdException w:name="Light Grid"/>
+    <w:lsdException w:name="Medium Shading 1"/>
+    <w:lsdException w:name="Medium Shading 2"/>
+    <w:lsdException w:name="Medium List 1"/>
+    <w:lsdException w:name="Medium List 2"/>
+    <w:lsdException w:name="Medium Grid 1"/>
+    <w:lsdException w:name="Medium Grid 2"/>
+    <w:lsdException w:name="Medium Grid 3"/>
+    <w:lsdException w:name="Dark List"/>
+    <w:lsdException w:name="Colorful Shading"/>
+    <w:lsdException w:name="Colorful List"/>
+    <w:lsdException w:name="Colorful Grid"/>
+    <w:lsdException w:name="Light Shading Accent 1"/>
+    <w:lsdException w:name="Light List Accent 1"/>
+    <w:lsdException w:name="Light Grid Accent 1"/>
+    <w:lsdException w:name="Medium Shading 1 Accent 1"/>
+    <w:lsdException w:name="Medium Shading 2 Accent 1"/>
+    <w:lsdException w:name="Medium List 1 Accent 1"/>
+    <w:lsdException w:name="Medium List 2 Accent 1"/>
+    <w:lsdException w:name="Medium Grid 1 Accent 1"/>
+    <w:lsdException w:name="Medium Grid 2 Accent 1"/>
+    <w:lsdException w:name="Medium Grid 3 Accent 1"/>
+    <w:lsdException w:name="Dark List Accent 1"/>
+    <w:lsdException w:name="Colorful Shading Accent 1"/>
+    <w:lsdException w:name="Colorful List Accent 1"/>
+    <w:lsdException w:name="Colorful Grid Accent 1"/>
+    <w:lsdException w:name="Light Shading Accent 2"/>
+    <w:lsdException w:name="Light List Accent 2"/>
+    <w:lsdException w:name="Light Grid Accent 2"/>
+    <w:lsdException w:name="Medium Shading 1 Accent 2"/>
+    <w:lsdException w:name="Medium Shading 2 Accent 2"/>
+    <w:lsdException w:name="Medium List 1 Accent 2"/>
+    <w:lsdException w:name="Medium List 2 Accent 2"/>
+    <w:lsdException w:name="Medium Grid 1 Accent 2"/>
+    <w:lsdException w:name="Medium Grid 2 Accent 2"/>
+    <w:lsdException w:name="Medium Grid 3 Accent 2"/>
+    <w:lsdException w:name="Dark List Accent 2"/>
+    <w:lsdException w:name="Colorful Shading Accent 2"/>
+    <w:lsdException w:name="Colorful List Accent 2"/>
+    <w:lsdException w:name="Colorful Grid Accent 2"/>
+    <w:lsdException w:name="Light Shading Accent 3"/>
+    <w:lsdException w:name="Light List Accent 3"/>
+    <w:lsdException w:name="Light Grid Accent 3"/>
+    <w:lsdException w:name="Medium Shading 1 Accent 3"/>
+    <w:lsdException w:name="Medium Shading 2 Accent 3"/>
+    <w:lsdException w:name="Medium List 1 Accent 3"/>
+    <w:lsdException w:name="Medium List 2 Accent 3"/>
+    <w:lsdException w:name="Medium Grid 1 Accent 3"/>
+    <w:lsdException w:name="Medium Grid 2 Accent 3"/>
+    <w:lsdException w:name="Medium Grid 3 Accent 3"/>
+    <w:lsdException w:name="Dark List Accent 3"/>
+    <w:lsdException w:name="Colorful Shading Accent 3"/>
+    <w:lsdException w:name="Colorful List Accent 3"/>
+    <w:lsdException w:name="Colorful Grid Accent 3"/>
+    <w:lsdException w:name="Light Shading Accent 4"/>
+    <w:lsdException w:name="Light List Accent 4"/>
+    <w:lsdException w:name="Light Grid Accent 4"/>
+    <w:lsdException w:name="Medium Shading 1 Accent 4"/>
+    <w:lsdException w:name="Medium Shading 2 Accent 4"/>
+    <w:lsdException w:name="Medium List 1 Accent 4"/>
+    <w:lsdException w:name="Medium List 2 Accent 4"/>
+    <w:lsdException w:name="Medium Grid 1 Accent 4"/>
+    <w:lsdException w:name="Medium Grid 2 Accent 4"/>
+    <w:lsdException w:name="Medium Grid 3 Accent 4"/>
+    <w:lsdException w:name="Dark List Accent 4"/>
+    <w:lsdException w:name="Colorful Shading Accent 4"/>
+    <w:lsdException w:name="Colorful List Accent 4"/>
+    <w:lsdException w:name="Colorful Grid Accent 4"/>
+    <w:lsdException w:name="Light Shading Accent 5"/>
+    <w:lsdException w:name="Light List Accent 5"/>
+    <w:lsdException w:name="Light Grid Accent 5"/>
+    <w:lsdException w:name="Medium Shading 1 Accent 5"/>
+    <w:lsdException w:name="Medium Shading 2 Accent 5"/>
+    <w:lsdException w:name="Medium List 1 Accent 5"/>
+    <w:lsdException w:name="Medium List 2 Accent 5"/>
+    <w:lsdException w:name="Medium Grid 1 Accent 5"/>
+    <w:lsdException w:name="Medium Grid 2 Accent 5"/>
+    <w:lsdException w:name="Medium Grid 3 Accent 5"/>
+    <w:lsdException w:name="Dark List Accent 5"/>
+    <w:lsdException w:name="Colorful Shading Accent 5"/>
+    <w:lsdException w:name="Colorful List Accent 5"/>
+    <w:lsdException w:name="Colorful Grid Accent 5"/>
+    <w:lsdException w:name="Light Shading Accent 6"/>
+    <w:lsdException w:name="Light List Accent 6"/>
+    <w:lsdException w:name="Light Grid Accent 6"/>
+    <w:lsdException w:name="Medium Shading 1 Accent 6"/>
+    <w:lsdException w:name="Medium Shading 2 Accent 6"/>
+    <w:lsdException w:name="Medium List 1 Accent 6"/>
+    <w:lsdException w:name="Medium List 2 Accent 6"/>
+    <w:lsdException w:name="Medium Grid 1 Accent 6"/>
+    <w:lsdException w:name="Medium Grid 2 Accent 6"/>
+    <w:lsdException w:name="Medium Grid 3 Accent 6"/>
+    <w:lsdException w:name="Dark List Accent 6"/>
+    <w:lsdException w:name="Colorful Shading Accent 6"/>
+    <w:lsdException w:name="Colorful List Accent 6"/>
+    <w:lsdException w:name="Colorful Grid Accent 6"/>
+    <w:lsdException w:name="Grid Table 4" w:uiPriority="49"/>
+    <w:lsdException w:name="Grid Table 5 Dark" w:uiPriority="50"/>
+    <w:lsdException w:name="Grid Table 6 Colorful" w:uiPriority="51"/>
+    <w:lsdException w:name="Grid Table 7 Colorful" w:uiPriority="52"/>
+    <w:lsdException w:name="Grid Table 1 Light Accent 1" w:uiPriority="46"/>
+    <w:lsdException w:name="Grid Table 2 Accent 1" w:uiPriority="47"/>
+    <w:lsdException w:name="Grid Table 3 Accent 1" w:uiPriority="48"/>
+    <w:lsdException w:name="Grid Table 4 Accent 1" w:uiPriority="49"/>
+    <w:lsdException w:name="Grid Table 5 Dark Accent 1" w:uiPriority="50"/>
+    <w:lsdException w:name="Grid Table 6 Colorful Accent 1" w:uiPriority="51"/>
+    <w:lsdException w:name="Grid Table 7 Colorful Accent 1" w:uiPriority="52"/>
+    <w:lsdException w:name="Grid Table 1 Light Accent 2" w:uiPriority="46"/>
+    <w:lsdException w:name="Grid Table 2 Accent 2" w:uiPriority="47"/>
+    <w:lsdException w:name="Grid Table 3 Accent 2" w:uiPriority="48"/>
+    <w:lsdException w:name="Grid Table 4 Accent 2" w:uiPriority="49"/>
+    <w:lsdException w:name="Grid Table 5 Dark Accent 2" w:uiPriority="50"/>
+    <w:lsdException w:name="Grid Table 6 Colorful Accent 2" w:uiPriority="51"/>
+    <w:lsdException w:name="Grid Table 7 Colorful Accent 2" w:uiPriority="52"/>
+    <w:lsdException w:name="Grid Table 1 Light Accent 3" w:uiPriority="46"/>
+    <w:lsdException w:name="Grid Table 2 Accent 3" w:uiPriority="47"/>
+    <w:lsdException w:name="Grid Table 3 Accent 3" w:uiPriority="48"/>
+    <w:lsdException w:name="Grid Table 4 Accent 3" w:uiPriority="49"/>
+    <w:lsdException w:name="Grid Table 5 Dark Accent 3" w:uiPriority="50"/>
+    <w:lsdException w:name="Grid Table 6 Colorful Accent 3" w:uiPriority="51"/>
+    <w:lsdException w:name="Grid Table 7 Colorful Accent 3" w:uiPriority="52"/>
+    <w:lsdException w:name="Grid Table 1 Light Accent 4" w:uiPriority="46"/>
+    <w:lsdException w:name="Grid Table 2 Accent 4" w:uiPriority="47"/>
+    <w:lsdException w:name="Grid Table 3 Accent 4" w:uiPriority="48"/>
+    <w:lsdException w:name="Grid Table 4 Accent 4" w:uiPriority="49"/>
+    <w:lsdException w:name="Grid Table 5 Dark Accent 4" w:uiPriority="50"/>
+    <w:lsdException w:name="Grid Table 6 Colorful Accent 4" w:uiPriority="51"/>
+    <w:lsdException w:name="Grid Table 7 Colorful Accent 4" w:uiPriority="52"/>
+    <w:lsdException w:name="Grid Table 1 Light Accent 5" w:uiPriority="46"/>
+    <w:lsdException w:name="Grid Table 2 Accent 5" w:uiPriority="47"/>
+    <w:lsdException w:name="Grid Table 3 Accent 5" w:uiPriority="48"/>
+    <w:lsdException w:name="Grid Table 4 Accent 5" w:uiPriority="49"/>
+    <w:lsdException w:name="Grid Table 5 Dark Accent 5" w:uiPriority="50"/>
+    <w:lsdException w:name="Grid Table 6 Colorful Accent 5" w:uiPriority="51"/>
+    <w:lsdException w:name="Grid Table 7 Colorful Accent 5" w:uiPriority="52"/>
+    <w:lsdException w:name="Grid Table 1 Light Accent 6" w:uiPriority="46"/>
+    <w:lsdException w:name="Grid Table 2 Accent 6" w:uiPriority="47"/>
+    <w:lsdException w:name="Grid Table 3 Accent 6" w:uiPriority="48"/>
+    <w:lsdException w:name="Grid Table 4 Accent 6" w:uiPriority="49"/>
+    <w:lsdException w:name="Grid Table 5 Dark Accent 6" w:uiPriority="50"/>
+    <w:lsdException w:name="Grid Table 6 Colorful Accent 6" w:uiPriority="51"/>
+    <w:lsdException w:name="Grid Table 7 Colorful Accent 6" w:uiPriority="52"/>
+    <w:lsdException w:name="List Table 1 Light" w:uiPriority="46"/>
+    <w:lsdException w:name="List Table 2" w:uiPriority="47"/>
+    <w:lsdException w:name="List Table 3" w:uiPriority="48"/>
+    <w:lsdException w:name="List Table 4" w:uiPriority="49"/>
+    <w:lsdException w:name="List Table 5 Dark" w:uiPriority="50"/>
+    <w:lsdException w:name="List Table 6 Colorful" w:uiPriority="51"/>
+    <w:lsdException w:name="List Table 7 Colorful" w:uiPriority="52"/>
+    <w:lsdException w:name="List Table 1 Light Accent 1" w:uiPriority="46"/>
+    <w:lsdException w:name="List Table 2 Accent 1" w:uiPriority="47"/>
+    <w:lsdException w:name="List Table 3 Accent 1" w:uiPriority="48"/>
+    <w:lsdException w:name="List Table 4 Accent 1" w:uiPriority="49"/>
+    <w:lsdException w:name="List Table 5 Dark Accent 1" w:uiPriority="50"/>
+    <w:lsdException w:name="List Table 6 Colorful Accent 1" w:uiPriority="51"/>
+    <w:lsdException w:name="List Table 7 Colorful Accent 1" w:uiPriority="52"/>
+    <w:lsdException w:name="List Table 1 Light Accent 2" w:uiPriority="46"/>
+    <w:lsdException w:name="List Table 2 Accent 2" w:uiPriority="47"/>
+    <w:lsdException w:name="List Table 3 Accent 2" w:uiPriority="48"/>
+    <w:lsdException w:name="List Table 4 Accent 2" w:uiPriority="49"/>
+    <w:lsdException w:name="List Table 5 Dark Accent 2" w:uiPriority="50"/>
+    <w:lsdException w:name="List Table 6 Colorful Accent 2" w:uiPriority="51"/>
+    <w:lsdException w:name="List Table 7 Colorful Accent 2" w:uiPriority="52"/>
+    <w:lsdException w:name="List Table 1 Light Accent 3" w:uiPriority="46"/>
+    <w:lsdException w:name="List Table 2 Accent 3" w:uiPriority="47"/>
+    <w:lsdException w:name="List Table 3 Accent 3" w:uiPriority="48"/>
+    <w:lsdException w:name="List Table 4 Accent 3" w:uiPriority="49"/>
+    <w:lsdException w:name="List Table 5 Dark Accent 3" w:uiPriority="50"/>
+    <w:lsdException w:name="List Table 6 Colorful Accent 3" w:uiPriority="51"/>
+    <w:lsdException w:name="List Table 7 Colorful Accent 3" w:uiPriority="52"/>
+    <w:lsdException w:name="List Table 1 Light Accent 4" w:uiPriority="46"/>
+    <w:lsdException w:name="List Table 2 Accent 4" w:uiPriority="47"/>
+    <w:lsdException w:name="List Table 3 Accent 4" w:uiPriority="48"/>
+    <w:lsdException w:name="List Table 4 Accent 4" w:uiPriority="49"/>
+    <w:lsdException w:name="List Table 5 Dark Accent 4" w:uiPriority="50"/>
+    <w:lsdException w:name="List Table 6 Colorful Accent 4" w:uiPriority="51"/>
+    <w:lsdException w:name="List Table 7 Colorful Accent 4" w:uiPriority="52"/>
+    <w:lsdException w:name="List Table 1 Light Accent 5" w:uiPriority="46"/>
+    <w:lsdException w:name="List Table 2 Accent 5" w:uiPriority="47"/>
+    <w:lsdException w:name="List Table 3 Accent 5" w:uiPriority="48"/>
+    <w:lsdException w:name="List Table 4 Accent 5" w:uiPriority="49"/>
+    <w:lsdException w:name="List Table 5 Dark Accent 5" w:uiPriority="50"/>
+    <w:lsdException w:name="List Table 6 Colorful Accent 5" w:uiPriority="51"/>
+    <w:lsdException w:name="List Table 7 Colorful Accent 5" w:uiPriority="52"/>
+    <w:lsdException w:name="List Table 1 Light Accent 6" w:uiPriority="46"/>
+    <w:lsdException w:name="List Table 2 Accent 6" w:uiPriority="47"/>
+    <w:lsdException w:name="List Table 3 Accent 6" w:uiPriority="48"/>
+    <w:lsdException w:name="List Table 4 Accent 6" w:uiPriority="49"/>
+    <w:lsdException w:name="List Table 5 Dark Accent 6" w:uiPriority="50"/>
+    <w:lsdException w:name="List Table 6 Colorful Accent 6" w:uiPriority="51"/>
+    <w:lsdException w:name="List Table 7 Colorful Accent 6" w:uiPriority="52"/>
+    <w:lsdException w:name="Mention" w:semiHidden="1" w:uiPriority="99" w:unhideWhenUsed="1"/>
+    <w:lsdException w:name="Smart Hyperlink" w:semiHidden="1" w:uiPriority="99" w:unhideWhenUsed="1"/>
+    <w:lsdException w:name="Hashtag" w:semiHidden="1" w:uiPriority="99" w:unhideWhenUsed="1"/>
+    <w:lsdException w:name="Unresolved Mention" w:semiHidden="1" w:uiPriority="99" w:unhideWhenUsed="1"/>
+    <w:lsdException w:name="Smart Link" w:semiHidden="1" w:uiPriority="99" w:unhideWhenUsed="1"/>
+  </w:latentStyles>
+  <w:style w:default="1" w:styleId="a" w:type="paragraph">
     <w:name w:val="Normal"/>
     <w:qFormat/>
   </w:style>
-  <w:style w:styleId="BodyText" w:type="paragraph">
-    <w:name w:val="Body Text"/>
-    <w:basedOn w:val="Normal"/>
-    <w:link w:val="BodyTextChar"/>
-    <w:qFormat/>
-    <w:pPr>
-      <w:spacing w:after="180" w:before="180"/>
-    </w:pPr>
-  </w:style>
-  <w:style w:customStyle="1" w:styleId="FirstParagraph" w:type="paragraph">
-    <w:name w:val="First Paragraph"/>
-    <w:basedOn w:val="BodyText"/>
-    <w:next w:val="BodyText"/>
-    <w:qFormat/>
-  </w:style>
-  <w:style w:customStyle="1" w:styleId="Compact" w:type="paragraph">
-    <w:name w:val="Compact"/>
-    <w:basedOn w:val="BodyText"/>
-    <w:qFormat/>
-    <w:pPr>
-      <w:spacing w:after="36" w:before="36"/>
-    </w:pPr>
-  </w:style>
-  <w:style w:styleId="Title" w:type="paragraph">
-    <w:name w:val="Title"/>
-    <w:basedOn w:val="Normal"/>
-    <w:next w:val="BodyText"/>
-    <w:link w:val="TitleChar"/>
-    <w:uiPriority w:val="10"/>
-    <w:qFormat/>
-    <w:rsid w:val="00A10FD9"/>
-    <w:pPr>
-      <w:spacing w:after="80" w:line="240" w:lineRule="auto"/>
-      <w:contextualSpacing/>
-      <w:jc w:val="center"/>
-    </w:pPr>
-    <w:rPr>
-      <w:rFonts w:asciiTheme="majorHAnsi" w:cstheme="majorBidi" w:eastAsiaTheme="majorEastAsia" w:hAnsiTheme="majorHAnsi"/>
-      <w:sz w:val="56"/>
-      <w:szCs w:val="56"/>
-    </w:rPr>
-  </w:style>
-  <w:style w:customStyle="1" w:styleId="TitleChar" w:type="character">
-    <w:name w:val="Title Char"/>
-    <w:basedOn w:val="DefaultParagraphFont"/>
-    <w:link w:val="Title"/>
-    <w:uiPriority w:val="10"/>
-    <w:rsid w:val="00A10FD9"/>
-    <w:rPr>
-      <w:rFonts w:asciiTheme="majorHAnsi" w:cstheme="majorBidi" w:eastAsiaTheme="majorEastAsia" w:hAnsiTheme="majorHAnsi"/>
-      <w:sz w:val="56"/>
-      <w:szCs w:val="56"/>
-    </w:rPr>
-  </w:style>
-  <w:style w:styleId="Subtitle" w:type="paragraph">
-    <w:name w:val="Subtitle"/>
-    <w:basedOn w:val="Title"/>
-    <w:next w:val="BodyText"/>
-    <w:link w:val="SubtitleChar"/>
-    <w:uiPriority w:val="11"/>
-    <w:qFormat/>
-    <w:rsid w:val="00A10FD9"/>
-    <w:pPr>
-      <w:numPr>
-        <w:ilvl w:val="1"/>
-      </w:numPr>
-    </w:pPr>
-    <w:rPr>
-      <w:rFonts w:cstheme="majorBidi" w:eastAsiaTheme="majorEastAsia"/>
-      <w:spacing w:val="15"/>
-      <w:sz w:val="28"/>
-      <w:szCs w:val="28"/>
-    </w:rPr>
-  </w:style>
-  <w:style w:customStyle="1" w:styleId="SubtitleChar" w:type="character">
-    <w:name w:val="Subtitle Char"/>
-    <w:basedOn w:val="DefaultParagraphFont"/>
-    <w:link w:val="Subtitle"/>
-    <w:uiPriority w:val="11"/>
-    <w:rsid w:val="00A10FD9"/>
-    <w:rPr>
-      <w:rFonts w:cstheme="majorBidi" w:eastAsiaTheme="majorEastAsia"/>
-      <w:color w:themeColor="text1" w:themeTint="A6" w:val="595959"/>
-      <w:spacing w:val="15"/>
-      <w:sz w:val="28"/>
-      <w:szCs w:val="28"/>
-    </w:rPr>
-  </w:style>
-  <w:style w:customStyle="1" w:styleId="Author" w:type="paragraph">
-    <w:name w:val="Author"/>
-    <w:basedOn w:val="Title"/>
-    <w:next w:val="BodyText"/>
-    <w:qFormat/>
-    <w:pPr>
-      <w:keepNext/>
-      <w:keepLines/>
-    </w:pPr>
-    <w:rPr>
-      <w:sz w:val="24"/>
-      <w:szCs w:val="24"/>
-    </w:rPr>
-  </w:style>
-  <w:style w:styleId="Date" w:type="paragraph">
-    <w:name w:val="Date"/>
-    <w:basedOn w:val="Title"/>
-    <w:next w:val="BodyText"/>
-    <w:qFormat/>
-    <w:pPr>
-      <w:keepNext/>
-      <w:keepLines/>
-    </w:pPr>
-    <w:rPr>
-      <w:sz w:val="24"/>
-      <w:szCs w:val="24"/>
-    </w:rPr>
-  </w:style>
-  <w:style w:customStyle="1" w:styleId="AbstractTitle" w:type="paragraph">
-    <w:name w:val="Abstract Title"/>
-    <w:basedOn w:val="Normal"/>
-    <w:next w:val="Abstract"/>
-    <w:qFormat/>
-    <w:pPr>
-      <w:keepNext/>
-      <w:keepLines/>
-      <w:spacing w:after="0" w:before="300"/>
-      <w:jc w:val="center"/>
-    </w:pPr>
-    <w:rPr>
-      <w:b/>
-      <w:sz w:val="20"/>
-      <w:szCs w:val="20"/>
-    </w:rPr>
-  </w:style>
-  <w:style w:customStyle="1" w:styleId="Abstract" w:type="paragraph">
-    <w:name w:val="Abstract"/>
-    <w:basedOn w:val="Normal"/>
-    <w:next w:val="BodyText"/>
-    <w:qFormat/>
-    <w:pPr>
-      <w:keepNext/>
-      <w:keepLines/>
-      <w:spacing w:after="300" w:before="100"/>
-    </w:pPr>
-    <w:rPr>
-      <w:sz w:val="20"/>
-      <w:szCs w:val="20"/>
-    </w:rPr>
-  </w:style>
-  <w:style w:styleId="Bibliography" w:type="paragraph">
-    <w:name w:val="Bibliography"/>
-    <w:basedOn w:val="Normal"/>
-    <w:next w:val="Bibliography"/>
-    <w:qFormat/>
-    <w:pPr/>
-    <w:rPr/>
-  </w:style>
-  <w:style w:styleId="Heading1" w:type="paragraph">
+  <w:style w:styleId="1" w:type="paragraph">
     <w:name w:val="heading 1"/>
-    <w:basedOn w:val="Normal"/>
-    <w:next w:val="BodyText"/>
-    <w:link w:val="Heading1Char"/>
+    <w:basedOn w:val="a"/>
+    <w:next w:val="a0"/>
+    <w:link w:val="10"/>
     <w:uiPriority w:val="9"/>
     <w:qFormat/>
     <w:rsid w:val="00A10FD9"/>
@@ -4984,11 +5773,11 @@
       <w:szCs w:val="40"/>
     </w:rPr>
   </w:style>
-  <w:style w:styleId="Heading2" w:type="paragraph">
+  <w:style w:styleId="2" w:type="paragraph">
     <w:name w:val="heading 2"/>
-    <w:basedOn w:val="Normal"/>
-    <w:next w:val="BodyText"/>
-    <w:link w:val="Heading2Char"/>
+    <w:basedOn w:val="a"/>
+    <w:next w:val="a0"/>
+    <w:link w:val="20"/>
     <w:uiPriority w:val="9"/>
     <w:semiHidden/>
     <w:unhideWhenUsed/>
@@ -5007,11 +5796,11 @@
       <w:szCs w:val="32"/>
     </w:rPr>
   </w:style>
-  <w:style w:styleId="Heading3" w:type="paragraph">
+  <w:style w:styleId="3" w:type="paragraph">
     <w:name w:val="heading 3"/>
-    <w:basedOn w:val="Normal"/>
-    <w:next w:val="BodyText"/>
-    <w:link w:val="Heading3Char"/>
+    <w:basedOn w:val="a"/>
+    <w:next w:val="a0"/>
+    <w:link w:val="30"/>
     <w:uiPriority w:val="9"/>
     <w:semiHidden/>
     <w:unhideWhenUsed/>
@@ -5030,11 +5819,11 @@
       <w:szCs w:val="28"/>
     </w:rPr>
   </w:style>
-  <w:style w:styleId="Heading4" w:type="paragraph">
+  <w:style w:styleId="4" w:type="paragraph">
     <w:name w:val="heading 4"/>
-    <w:basedOn w:val="Normal"/>
-    <w:next w:val="BodyText"/>
-    <w:link w:val="Heading4Char"/>
+    <w:basedOn w:val="a"/>
+    <w:next w:val="a0"/>
+    <w:link w:val="40"/>
     <w:uiPriority w:val="9"/>
     <w:semiHidden/>
     <w:unhideWhenUsed/>
@@ -5053,11 +5842,11 @@
       <w:color w:themeColor="accent1" w:themeShade="BF" w:val="0F4761"/>
     </w:rPr>
   </w:style>
-  <w:style w:styleId="Heading5" w:type="paragraph">
+  <w:style w:styleId="5" w:type="paragraph">
     <w:name w:val="heading 5"/>
-    <w:basedOn w:val="Normal"/>
-    <w:next w:val="BodyText"/>
-    <w:link w:val="Heading5Char"/>
+    <w:basedOn w:val="a"/>
+    <w:next w:val="a0"/>
+    <w:link w:val="50"/>
     <w:uiPriority w:val="9"/>
     <w:semiHidden/>
     <w:unhideWhenUsed/>
@@ -5074,11 +5863,11 @@
       <w:color w:themeColor="accent1" w:themeShade="BF" w:val="0F4761"/>
     </w:rPr>
   </w:style>
-  <w:style w:styleId="Heading6" w:type="paragraph">
+  <w:style w:styleId="6" w:type="paragraph">
     <w:name w:val="heading 6"/>
-    <w:basedOn w:val="Normal"/>
-    <w:next w:val="BodyText"/>
-    <w:link w:val="Heading6Char"/>
+    <w:basedOn w:val="a"/>
+    <w:next w:val="a0"/>
+    <w:link w:val="60"/>
     <w:uiPriority w:val="9"/>
     <w:semiHidden/>
     <w:unhideWhenUsed/>
@@ -5097,11 +5886,11 @@
       <w:color w:themeColor="text1" w:themeTint="A6" w:val="595959"/>
     </w:rPr>
   </w:style>
-  <w:style w:styleId="Heading7" w:type="paragraph">
+  <w:style w:styleId="7" w:type="paragraph">
     <w:name w:val="heading 7"/>
-    <w:basedOn w:val="Normal"/>
-    <w:next w:val="BodyText"/>
-    <w:link w:val="Heading7Char"/>
+    <w:basedOn w:val="a"/>
+    <w:next w:val="a0"/>
+    <w:link w:val="70"/>
     <w:uiPriority w:val="9"/>
     <w:semiHidden/>
     <w:unhideWhenUsed/>
@@ -5118,11 +5907,11 @@
       <w:color w:themeColor="text1" w:themeTint="A6" w:val="595959"/>
     </w:rPr>
   </w:style>
-  <w:style w:styleId="Heading8" w:type="paragraph">
+  <w:style w:styleId="8" w:type="paragraph">
     <w:name w:val="heading 8"/>
-    <w:basedOn w:val="Normal"/>
-    <w:next w:val="BodyText"/>
-    <w:link w:val="Heading8Char"/>
+    <w:basedOn w:val="a"/>
+    <w:next w:val="a0"/>
+    <w:link w:val="80"/>
     <w:uiPriority w:val="9"/>
     <w:semiHidden/>
     <w:unhideWhenUsed/>
@@ -5141,11 +5930,11 @@
       <w:color w:themeColor="text1" w:themeTint="D8" w:val="272727"/>
     </w:rPr>
   </w:style>
-  <w:style w:styleId="Heading9" w:type="paragraph">
+  <w:style w:styleId="9" w:type="paragraph">
     <w:name w:val="heading 9"/>
-    <w:basedOn w:val="Normal"/>
-    <w:next w:val="BodyText"/>
-    <w:link w:val="Heading9Char"/>
+    <w:basedOn w:val="a"/>
+    <w:next w:val="a0"/>
+    <w:link w:val="90"/>
     <w:uiPriority w:val="9"/>
     <w:semiHidden/>
     <w:unhideWhenUsed/>
@@ -5162,10 +5951,188 @@
       <w:color w:themeColor="text1" w:themeTint="D8" w:val="272727"/>
     </w:rPr>
   </w:style>
-  <w:style w:customStyle="1" w:styleId="Heading1Char" w:type="character">
-    <w:name w:val="Heading 1 Char"/>
-    <w:basedOn w:val="DefaultParagraphFont"/>
-    <w:link w:val="Heading1"/>
+  <w:style w:default="1" w:styleId="a1" w:type="character">
+    <w:name w:val="Default Paragraph Font"/>
+    <w:uiPriority w:val="1"/>
+    <w:semiHidden/>
+    <w:unhideWhenUsed/>
+  </w:style>
+  <w:style w:default="1" w:styleId="a2" w:type="table">
+    <w:name w:val="Normal Table"/>
+    <w:uiPriority w:val="99"/>
+    <w:semiHidden/>
+    <w:unhideWhenUsed/>
+    <w:tblPr>
+      <w:tblInd w:type="dxa" w:w="0"/>
+      <w:tblCellMar>
+        <w:top w:type="dxa" w:w="0"/>
+        <w:left w:type="dxa" w:w="108"/>
+        <w:bottom w:type="dxa" w:w="0"/>
+        <w:right w:type="dxa" w:w="108"/>
+      </w:tblCellMar>
+    </w:tblPr>
+  </w:style>
+  <w:style w:default="1" w:styleId="a3" w:type="numbering">
+    <w:name w:val="No List"/>
+    <w:uiPriority w:val="99"/>
+    <w:semiHidden/>
+    <w:unhideWhenUsed/>
+  </w:style>
+  <w:style w:styleId="a0" w:type="paragraph">
+    <w:name w:val="Body Text"/>
+    <w:basedOn w:val="a"/>
+    <w:qFormat/>
+    <w:pPr>
+      <w:spacing w:after="180" w:before="180"/>
+    </w:pPr>
+  </w:style>
+  <w:style w:customStyle="1" w:styleId="FirstParagraph" w:type="paragraph">
+    <w:name w:val="First Paragraph"/>
+    <w:basedOn w:val="a0"/>
+    <w:next w:val="a0"/>
+    <w:qFormat/>
+  </w:style>
+  <w:style w:customStyle="1" w:styleId="Compact" w:type="paragraph">
+    <w:name w:val="Compact"/>
+    <w:basedOn w:val="a0"/>
+    <w:qFormat/>
+    <w:pPr>
+      <w:spacing w:after="36" w:before="36"/>
+    </w:pPr>
+  </w:style>
+  <w:style w:styleId="a4" w:type="paragraph">
+    <w:name w:val="Title"/>
+    <w:basedOn w:val="a"/>
+    <w:next w:val="a0"/>
+    <w:link w:val="a5"/>
+    <w:uiPriority w:val="10"/>
+    <w:qFormat/>
+    <w:rsid w:val="00A10FD9"/>
+    <w:pPr>
+      <w:spacing w:after="80"/>
+      <w:contextualSpacing/>
+      <w:jc w:val="center"/>
+    </w:pPr>
+    <w:rPr>
+      <w:rFonts w:asciiTheme="majorHAnsi" w:cstheme="majorBidi" w:eastAsiaTheme="majorEastAsia" w:hAnsiTheme="majorHAnsi"/>
+      <w:sz w:val="56"/>
+      <w:szCs w:val="56"/>
+    </w:rPr>
+  </w:style>
+  <w:style w:customStyle="1" w:styleId="a5" w:type="character">
+    <w:name w:val="表題 (文字)"/>
+    <w:basedOn w:val="a1"/>
+    <w:link w:val="a4"/>
+    <w:uiPriority w:val="10"/>
+    <w:rsid w:val="00A10FD9"/>
+    <w:rPr>
+      <w:rFonts w:asciiTheme="majorHAnsi" w:cstheme="majorBidi" w:eastAsiaTheme="majorEastAsia" w:hAnsiTheme="majorHAnsi"/>
+      <w:sz w:val="56"/>
+      <w:szCs w:val="56"/>
+    </w:rPr>
+  </w:style>
+  <w:style w:styleId="a6" w:type="paragraph">
+    <w:name w:val="Subtitle"/>
+    <w:basedOn w:val="a4"/>
+    <w:next w:val="a0"/>
+    <w:link w:val="a7"/>
+    <w:uiPriority w:val="11"/>
+    <w:qFormat/>
+    <w:rsid w:val="00A10FD9"/>
+    <w:pPr>
+      <w:numPr>
+        <w:ilvl w:val="1"/>
+      </w:numPr>
+    </w:pPr>
+    <w:rPr>
+      <w:spacing w:val="15"/>
+      <w:sz w:val="28"/>
+      <w:szCs w:val="28"/>
+    </w:rPr>
+  </w:style>
+  <w:style w:customStyle="1" w:styleId="a7" w:type="character">
+    <w:name w:val="副題 (文字)"/>
+    <w:basedOn w:val="a1"/>
+    <w:link w:val="a6"/>
+    <w:uiPriority w:val="11"/>
+    <w:rsid w:val="00A10FD9"/>
+    <w:rPr>
+      <w:rFonts w:cstheme="majorBidi" w:eastAsiaTheme="majorEastAsia"/>
+      <w:color w:themeColor="text1" w:themeTint="A6" w:val="595959"/>
+      <w:spacing w:val="15"/>
+      <w:sz w:val="28"/>
+      <w:szCs w:val="28"/>
+    </w:rPr>
+  </w:style>
+  <w:style w:customStyle="1" w:styleId="Author" w:type="paragraph">
+    <w:name w:val="Author"/>
+    <w:basedOn w:val="a4"/>
+    <w:next w:val="a0"/>
+    <w:qFormat/>
+    <w:pPr>
+      <w:keepNext/>
+      <w:keepLines/>
+    </w:pPr>
+    <w:rPr>
+      <w:sz w:val="24"/>
+      <w:szCs w:val="24"/>
+    </w:rPr>
+  </w:style>
+  <w:style w:styleId="a8" w:type="paragraph">
+    <w:name w:val="Date"/>
+    <w:basedOn w:val="a4"/>
+    <w:next w:val="a0"/>
+    <w:qFormat/>
+    <w:pPr>
+      <w:keepNext/>
+      <w:keepLines/>
+    </w:pPr>
+    <w:rPr>
+      <w:sz w:val="24"/>
+      <w:szCs w:val="24"/>
+    </w:rPr>
+  </w:style>
+  <w:style w:customStyle="1" w:styleId="AbstractTitle" w:type="paragraph">
+    <w:name w:val="Abstract Title"/>
+    <w:basedOn w:val="a"/>
+    <w:next w:val="Abstract"/>
+    <w:qFormat/>
+    <w:pPr>
+      <w:keepNext/>
+      <w:keepLines/>
+      <w:spacing w:after="0" w:before="300"/>
+      <w:jc w:val="center"/>
+    </w:pPr>
+    <w:rPr>
+      <w:b/>
+      <w:sz w:val="20"/>
+      <w:szCs w:val="20"/>
+    </w:rPr>
+  </w:style>
+  <w:style w:customStyle="1" w:styleId="Abstract" w:type="paragraph">
+    <w:name w:val="Abstract"/>
+    <w:basedOn w:val="a"/>
+    <w:next w:val="a0"/>
+    <w:qFormat/>
+    <w:pPr>
+      <w:keepNext/>
+      <w:keepLines/>
+      <w:spacing w:after="300" w:before="100"/>
+    </w:pPr>
+    <w:rPr>
+      <w:sz w:val="20"/>
+      <w:szCs w:val="20"/>
+    </w:rPr>
+  </w:style>
+  <w:style w:styleId="a9" w:type="paragraph">
+    <w:name w:val="Bibliography"/>
+    <w:basedOn w:val="a"/>
+    <w:qFormat/>
+  </w:style>
+  <w:style w:customStyle="1" w:styleId="10" w:type="character">
+    <w:name w:val="見出し 1 (文字)"/>
+    <w:basedOn w:val="a1"/>
+    <w:link w:val="1"/>
     <w:uiPriority w:val="9"/>
     <w:rsid w:val="00A10FD9"/>
     <w:rPr>
@@ -5175,10 +6142,10 @@
       <w:szCs w:val="40"/>
     </w:rPr>
   </w:style>
-  <w:style w:customStyle="1" w:styleId="Heading2Char" w:type="character">
-    <w:name w:val="Heading 2 Char"/>
-    <w:basedOn w:val="DefaultParagraphFont"/>
-    <w:link w:val="Heading2"/>
+  <w:style w:customStyle="1" w:styleId="20" w:type="character">
+    <w:name w:val="見出し 2 (文字)"/>
+    <w:basedOn w:val="a1"/>
+    <w:link w:val="2"/>
     <w:uiPriority w:val="9"/>
     <w:semiHidden/>
     <w:rsid w:val="00A10FD9"/>
@@ -5189,10 +6156,10 @@
       <w:szCs w:val="32"/>
     </w:rPr>
   </w:style>
-  <w:style w:customStyle="1" w:styleId="Heading3Char" w:type="character">
-    <w:name w:val="Heading 3 Char"/>
-    <w:basedOn w:val="DefaultParagraphFont"/>
-    <w:link w:val="Heading3"/>
+  <w:style w:customStyle="1" w:styleId="30" w:type="character">
+    <w:name w:val="見出し 3 (文字)"/>
+    <w:basedOn w:val="a1"/>
+    <w:link w:val="3"/>
     <w:uiPriority w:val="9"/>
     <w:semiHidden/>
     <w:rsid w:val="00A10FD9"/>
@@ -5203,10 +6170,10 @@
       <w:szCs w:val="28"/>
     </w:rPr>
   </w:style>
-  <w:style w:customStyle="1" w:styleId="Heading4Char" w:type="character">
-    <w:name w:val="Heading 4 Char"/>
-    <w:basedOn w:val="DefaultParagraphFont"/>
-    <w:link w:val="Heading4"/>
+  <w:style w:customStyle="1" w:styleId="40" w:type="character">
+    <w:name w:val="見出し 4 (文字)"/>
+    <w:basedOn w:val="a1"/>
+    <w:link w:val="4"/>
     <w:uiPriority w:val="9"/>
     <w:semiHidden/>
     <w:rsid w:val="00A10FD9"/>
@@ -5217,10 +6184,10 @@
       <w:color w:themeColor="accent1" w:themeShade="BF" w:val="0F4761"/>
     </w:rPr>
   </w:style>
-  <w:style w:customStyle="1" w:styleId="Heading5Char" w:type="character">
-    <w:name w:val="Heading 5 Char"/>
-    <w:basedOn w:val="DefaultParagraphFont"/>
-    <w:link w:val="Heading5"/>
+  <w:style w:customStyle="1" w:styleId="50" w:type="character">
+    <w:name w:val="見出し 5 (文字)"/>
+    <w:basedOn w:val="a1"/>
+    <w:link w:val="5"/>
     <w:uiPriority w:val="9"/>
     <w:semiHidden/>
     <w:rsid w:val="00A10FD9"/>
@@ -5229,10 +6196,10 @@
       <w:color w:themeColor="accent1" w:themeShade="BF" w:val="0F4761"/>
     </w:rPr>
   </w:style>
-  <w:style w:customStyle="1" w:styleId="Heading6Char" w:type="character">
-    <w:name w:val="Heading 6 Char"/>
-    <w:basedOn w:val="DefaultParagraphFont"/>
-    <w:link w:val="Heading6"/>
+  <w:style w:customStyle="1" w:styleId="60" w:type="character">
+    <w:name w:val="見出し 6 (文字)"/>
+    <w:basedOn w:val="a1"/>
+    <w:link w:val="6"/>
     <w:uiPriority w:val="9"/>
     <w:semiHidden/>
     <w:rsid w:val="00A10FD9"/>
@@ -5243,10 +6210,10 @@
       <w:color w:themeColor="text1" w:themeTint="A6" w:val="595959"/>
     </w:rPr>
   </w:style>
-  <w:style w:customStyle="1" w:styleId="Heading7Char" w:type="character">
-    <w:name w:val="Heading 7 Char"/>
-    <w:basedOn w:val="DefaultParagraphFont"/>
-    <w:link w:val="Heading7"/>
+  <w:style w:customStyle="1" w:styleId="70" w:type="character">
+    <w:name w:val="見出し 7 (文字)"/>
+    <w:basedOn w:val="a1"/>
+    <w:link w:val="7"/>
     <w:uiPriority w:val="9"/>
     <w:semiHidden/>
     <w:rsid w:val="00A10FD9"/>
@@ -5255,10 +6222,10 @@
       <w:color w:themeColor="text1" w:themeTint="A6" w:val="595959"/>
     </w:rPr>
   </w:style>
-  <w:style w:customStyle="1" w:styleId="Heading8Char" w:type="character">
-    <w:name w:val="Heading 8 Char"/>
-    <w:basedOn w:val="DefaultParagraphFont"/>
-    <w:link w:val="Heading8"/>
+  <w:style w:customStyle="1" w:styleId="80" w:type="character">
+    <w:name w:val="見出し 8 (文字)"/>
+    <w:basedOn w:val="a1"/>
+    <w:link w:val="8"/>
     <w:uiPriority w:val="9"/>
     <w:semiHidden/>
     <w:rsid w:val="00A10FD9"/>
@@ -5269,10 +6236,10 @@
       <w:color w:themeColor="text1" w:themeTint="D8" w:val="272727"/>
     </w:rPr>
   </w:style>
-  <w:style w:customStyle="1" w:styleId="Heading9Char" w:type="character">
-    <w:name w:val="Heading 9 Char"/>
-    <w:basedOn w:val="DefaultParagraphFont"/>
-    <w:link w:val="Heading9"/>
+  <w:style w:customStyle="1" w:styleId="90" w:type="character">
+    <w:name w:val="見出し 9 (文字)"/>
+    <w:basedOn w:val="a1"/>
+    <w:link w:val="9"/>
     <w:uiPriority w:val="9"/>
     <w:semiHidden/>
     <w:rsid w:val="00A10FD9"/>
@@ -5281,46 +6248,39 @@
       <w:color w:themeColor="text1" w:themeTint="D8" w:val="272727"/>
     </w:rPr>
   </w:style>
-  <w:style w:styleId="BlockText" w:type="paragraph">
+  <w:style w:styleId="aa" w:type="paragraph">
     <w:name w:val="Block Text"/>
-    <w:basedOn w:val="BodyText"/>
-    <w:next w:val="BodyText"/>
+    <w:basedOn w:val="a0"/>
+    <w:next w:val="a0"/>
     <w:uiPriority w:val="9"/>
     <w:unhideWhenUsed/>
     <w:qFormat/>
     <w:pPr>
       <w:spacing w:after="100" w:before="100"/>
-      <w:ind w:firstLine="0" w:left="480" w:right="480"/>
+      <w:ind w:left="480" w:right="480"/>
     </w:pPr>
   </w:style>
-  <w:style w:styleId="FootnoteText" w:type="paragraph">
-    <w:name w:val="Footnote Text"/>
-    <w:basedOn w:val="Normal"/>
-    <w:next w:val="FootnoteText"/>
+  <w:style w:styleId="ab" w:type="paragraph">
+    <w:name w:val="footnote text"/>
+    <w:basedOn w:val="a"/>
     <w:uiPriority w:val="9"/>
     <w:unhideWhenUsed/>
     <w:qFormat/>
   </w:style>
-  <w:style w:styleId="FootnoteBlockText" w:type="paragraph">
+  <w:style w:customStyle="1" w:styleId="FootnoteBlockText" w:type="paragraph">
     <w:name w:val="Footnote Block Text"/>
-    <w:basedOn w:val="FootnoteText"/>
-    <w:next w:val="FootnoteText"/>
+    <w:basedOn w:val="ab"/>
+    <w:next w:val="ab"/>
     <w:uiPriority w:val="9"/>
     <w:unhideWhenUsed/>
     <w:qFormat/>
     <w:pPr>
       <w:spacing w:after="100" w:before="100"/>
-      <w:ind w:firstLine="0" w:left="480" w:right="480"/>
+      <w:ind w:left="480" w:right="480"/>
     </w:pPr>
   </w:style>
-  <w:style w:default="1" w:styleId="DefaultParagraphFont" w:type="character">
-    <w:name w:val="Default Paragraph Font"/>
-    <w:semiHidden/>
-    <w:unhideWhenUsed/>
-  </w:style>
-  <w:style w:default="1" w:styleId="Table" w:type="table">
+  <w:style w:customStyle="1" w:styleId="Table" w:type="table">
     <w:name w:val="Table"/>
-    <w:basedOn w:val="TableNormal"/>
     <w:semiHidden/>
     <w:unhideWhenUsed/>
     <w:qFormat/>
@@ -5336,14 +6296,13 @@
     <w:tblStylePr w:type="firstRow">
       <w:tblPr>
         <w:jc w:val="left"/>
-        <w:tblInd w:type="dxa" w:w="0"/>
       </w:tblPr>
       <w:trPr>
         <w:jc w:val="left"/>
       </w:trPr>
       <w:tcPr>
         <w:tcBorders>
-          <w:bottom w:val="single"/>
+          <w:bottom w:color="auto" w:space="0" w:sz="0" w:val="single"/>
         </w:tcBorders>
         <w:vAlign w:val="bottom"/>
       </w:tcPr>
@@ -5351,7 +6310,7 @@
   </w:style>
   <w:style w:customStyle="1" w:styleId="DefinitionTerm" w:type="paragraph">
     <w:name w:val="Definition Term"/>
-    <w:basedOn w:val="Normal"/>
+    <w:basedOn w:val="a"/>
     <w:next w:val="Definition"/>
     <w:pPr>
       <w:keepNext/>
@@ -5364,14 +6323,14 @@
   </w:style>
   <w:style w:customStyle="1" w:styleId="Definition" w:type="paragraph">
     <w:name w:val="Definition"/>
-    <w:basedOn w:val="Normal"/>
-  </w:style>
-  <w:style w:styleId="Caption" w:type="paragraph">
-    <w:name w:val="Caption"/>
-    <w:basedOn w:val="Normal"/>
-    <w:link w:val="BodyTextChar"/>
+    <w:basedOn w:val="a"/>
+  </w:style>
+  <w:style w:styleId="ac" w:type="paragraph">
+    <w:name w:val="caption"/>
+    <w:basedOn w:val="a"/>
+    <w:link w:val="ad"/>
     <w:pPr>
-      <w:spacing w:after="120" w:before="0"/>
+      <w:spacing w:after="120"/>
     </w:pPr>
     <w:rPr>
       <w:i/>
@@ -5379,18 +6338,18 @@
   </w:style>
   <w:style w:customStyle="1" w:styleId="TableCaption" w:type="paragraph">
     <w:name w:val="Table Caption"/>
-    <w:basedOn w:val="Caption"/>
+    <w:basedOn w:val="ac"/>
     <w:pPr>
       <w:keepNext/>
     </w:pPr>
   </w:style>
   <w:style w:customStyle="1" w:styleId="ImageCaption" w:type="paragraph">
     <w:name w:val="Image Caption"/>
-    <w:basedOn w:val="Caption"/>
+    <w:basedOn w:val="ac"/>
   </w:style>
   <w:style w:customStyle="1" w:styleId="Figure" w:type="paragraph">
     <w:name w:val="Figure"/>
-    <w:basedOn w:val="Normal"/>
+    <w:basedOn w:val="a"/>
   </w:style>
   <w:style w:customStyle="1" w:styleId="CaptionedFigure" w:type="paragraph">
     <w:name w:val="Captioned Figure"/>
@@ -5399,14 +6358,15 @@
       <w:keepNext/>
     </w:pPr>
   </w:style>
-  <w:style w:customStyle="1" w:styleId="BodyTextChar" w:type="character">
-    <w:name w:val="Body Text Char"/>
-    <w:basedOn w:val="DefaultParagraphFont"/>
-    <w:link w:val="BodyText"/>
+  <w:style w:customStyle="1" w:styleId="ad" w:type="character">
+    <w:name w:val="図表番号 (文字)"/>
+    <w:basedOn w:val="a1"/>
+    <w:link w:val="ac"/>
   </w:style>
   <w:style w:customStyle="1" w:styleId="VerbatimChar" w:type="character">
     <w:name w:val="Verbatim Char"/>
-    <w:basedOn w:val="BodyTextChar"/>
+    <w:basedOn w:val="ad"/>
+    <w:link w:val="SourceCode"/>
     <w:rPr>
       <w:rFonts w:ascii="Consolas" w:hAnsi="Consolas"/>
       <w:sz w:val="22"/>
@@ -5414,26 +6374,26 @@
   </w:style>
   <w:style w:customStyle="1" w:styleId="SectionNumber" w:type="character">
     <w:name w:val="Section Number"/>
-    <w:basedOn w:val="BodyTextChar"/>
-  </w:style>
-  <w:style w:styleId="FootnoteReference" w:type="character">
-    <w:name w:val="Footnote Reference"/>
-    <w:basedOn w:val="BodyTextChar"/>
+    <w:basedOn w:val="ad"/>
+  </w:style>
+  <w:style w:styleId="ae" w:type="character">
+    <w:name w:val="footnote reference"/>
+    <w:basedOn w:val="ad"/>
     <w:rPr>
       <w:vertAlign w:val="superscript"/>
     </w:rPr>
   </w:style>
-  <w:style w:styleId="Hyperlink" w:type="character">
+  <w:style w:styleId="af" w:type="character">
     <w:name w:val="Hyperlink"/>
-    <w:basedOn w:val="BodyTextChar"/>
+    <w:basedOn w:val="ad"/>
     <w:rPr>
-      <w:color w:themeColor="accent1" w:val="4F81BD"/>
+      <w:color w:themeColor="accent1" w:val="156082"/>
     </w:rPr>
   </w:style>
-  <w:style w:styleId="TOCHeading" w:type="paragraph">
+  <w:style w:styleId="af0" w:type="paragraph">
     <w:name w:val="TOC Heading"/>
-    <w:basedOn w:val="Heading1"/>
-    <w:next w:val="BodyText"/>
+    <w:basedOn w:val="1"/>
+    <w:next w:val="a0"/>
     <w:uiPriority w:val="39"/>
     <w:unhideWhenUsed/>
     <w:qFormat/>
@@ -5441,246 +6401,305 @@
       <w:spacing w:before="240" w:line="259" w:lineRule="auto"/>
       <w:outlineLvl w:val="9"/>
     </w:pPr>
-    <w:rPr>
-      <w:rFonts w:asciiTheme="majorHAnsi" w:cstheme="majorBidi" w:eastAsiaTheme="majorEastAsia" w:hAnsiTheme="majorHAnsi"/>
-      <w:b w:val="0"/>
-      <w:bCs w:val="0"/>
-      <w:color w:themeColor="accent1" w:themeShade="BF" w:val="365F91"/>
-    </w:rPr>
-  </w:style>
-  <w:style w:type="paragraph" w:customStyle="1" w:styleId="SourceCode">
+  </w:style>
+  <w:style w:customStyle="1" w:styleId="SourceCode" w:type="paragraph">
     <w:name w:val="Source Code"/>
-    <w:basedOn w:val="Normal"/>
+    <w:basedOn w:val="a"/>
     <w:link w:val="VerbatimChar"/>
     <w:pPr>
-      <w:wordWrap w:val="off"/>
+      <w:wordWrap w:val="0"/>
     </w:pPr>
   </w:style>
-  <w:style w:type="character" w:customStyle="1" w:styleId="KeywordTok">
+  <w:style w:customStyle="1" w:styleId="KeywordTok" w:type="character">
     <w:name w:val="KeywordTok"/>
     <w:basedOn w:val="VerbatimChar"/>
     <w:rPr>
+      <w:rFonts w:ascii="Consolas" w:hAnsi="Consolas"/>
       <w:b/>
       <w:color w:val="007020"/>
+      <w:sz w:val="22"/>
     </w:rPr>
   </w:style>
-  <w:style w:type="character" w:customStyle="1" w:styleId="DataTypeTok">
+  <w:style w:customStyle="1" w:styleId="DataTypeTok" w:type="character">
     <w:name w:val="DataTypeTok"/>
     <w:basedOn w:val="VerbatimChar"/>
     <w:rPr>
+      <w:rFonts w:ascii="Consolas" w:hAnsi="Consolas"/>
       <w:color w:val="902000"/>
+      <w:sz w:val="22"/>
     </w:rPr>
   </w:style>
-  <w:style w:type="character" w:customStyle="1" w:styleId="DecValTok">
+  <w:style w:customStyle="1" w:styleId="DecValTok" w:type="character">
     <w:name w:val="DecValTok"/>
     <w:basedOn w:val="VerbatimChar"/>
     <w:rPr>
-      <w:color w:val="40a070"/>
+      <w:rFonts w:ascii="Consolas" w:hAnsi="Consolas"/>
+      <w:color w:val="40A070"/>
+      <w:sz w:val="22"/>
     </w:rPr>
   </w:style>
-  <w:style w:type="character" w:customStyle="1" w:styleId="BaseNTok">
+  <w:style w:customStyle="1" w:styleId="BaseNTok" w:type="character">
     <w:name w:val="BaseNTok"/>
     <w:basedOn w:val="VerbatimChar"/>
     <w:rPr>
-      <w:color w:val="40a070"/>
+      <w:rFonts w:ascii="Consolas" w:hAnsi="Consolas"/>
+      <w:color w:val="40A070"/>
+      <w:sz w:val="22"/>
     </w:rPr>
   </w:style>
-  <w:style w:type="character" w:customStyle="1" w:styleId="FloatTok">
+  <w:style w:customStyle="1" w:styleId="FloatTok" w:type="character">
     <w:name w:val="FloatTok"/>
     <w:basedOn w:val="VerbatimChar"/>
     <w:rPr>
-      <w:color w:val="40a070"/>
+      <w:rFonts w:ascii="Consolas" w:hAnsi="Consolas"/>
+      <w:color w:val="40A070"/>
+      <w:sz w:val="22"/>
     </w:rPr>
   </w:style>
-  <w:style w:type="character" w:customStyle="1" w:styleId="ConstantTok">
+  <w:style w:customStyle="1" w:styleId="ConstantTok" w:type="character">
     <w:name w:val="ConstantTok"/>
     <w:basedOn w:val="VerbatimChar"/>
     <w:rPr>
+      <w:rFonts w:ascii="Consolas" w:hAnsi="Consolas"/>
       <w:color w:val="880000"/>
+      <w:sz w:val="22"/>
     </w:rPr>
   </w:style>
-  <w:style w:type="character" w:customStyle="1" w:styleId="CharTok">
+  <w:style w:customStyle="1" w:styleId="CharTok" w:type="character">
     <w:name w:val="CharTok"/>
     <w:basedOn w:val="VerbatimChar"/>
     <w:rPr>
-      <w:color w:val="4070a0"/>
+      <w:rFonts w:ascii="Consolas" w:hAnsi="Consolas"/>
+      <w:color w:val="4070A0"/>
+      <w:sz w:val="22"/>
     </w:rPr>
   </w:style>
-  <w:style w:type="character" w:customStyle="1" w:styleId="SpecialCharTok">
+  <w:style w:customStyle="1" w:styleId="SpecialCharTok" w:type="character">
     <w:name w:val="SpecialCharTok"/>
     <w:basedOn w:val="VerbatimChar"/>
     <w:rPr>
-      <w:color w:val="4070a0"/>
+      <w:rFonts w:ascii="Consolas" w:hAnsi="Consolas"/>
+      <w:color w:val="4070A0"/>
+      <w:sz w:val="22"/>
     </w:rPr>
   </w:style>
-  <w:style w:type="character" w:customStyle="1" w:styleId="StringTok">
+  <w:style w:customStyle="1" w:styleId="StringTok" w:type="character">
     <w:name w:val="StringTok"/>
     <w:basedOn w:val="VerbatimChar"/>
     <w:rPr>
-      <w:color w:val="4070a0"/>
+      <w:rFonts w:ascii="Consolas" w:hAnsi="Consolas"/>
+      <w:color w:val="4070A0"/>
+      <w:sz w:val="22"/>
     </w:rPr>
   </w:style>
-  <w:style w:type="character" w:customStyle="1" w:styleId="VerbatimStringTok">
+  <w:style w:customStyle="1" w:styleId="VerbatimStringTok" w:type="character">
     <w:name w:val="VerbatimStringTok"/>
     <w:basedOn w:val="VerbatimChar"/>
     <w:rPr>
-      <w:color w:val="4070a0"/>
+      <w:rFonts w:ascii="Consolas" w:hAnsi="Consolas"/>
+      <w:color w:val="4070A0"/>
+      <w:sz w:val="22"/>
     </w:rPr>
   </w:style>
-  <w:style w:type="character" w:customStyle="1" w:styleId="SpecialStringTok">
+  <w:style w:customStyle="1" w:styleId="SpecialStringTok" w:type="character">
     <w:name w:val="SpecialStringTok"/>
     <w:basedOn w:val="VerbatimChar"/>
     <w:rPr>
-      <w:color w:val="bb6688"/>
+      <w:rFonts w:ascii="Consolas" w:hAnsi="Consolas"/>
+      <w:color w:val="BB6688"/>
+      <w:sz w:val="22"/>
     </w:rPr>
   </w:style>
-  <w:style w:type="character" w:customStyle="1" w:styleId="ImportTok">
+  <w:style w:customStyle="1" w:styleId="ImportTok" w:type="character">
     <w:name w:val="ImportTok"/>
     <w:basedOn w:val="VerbatimChar"/>
     <w:rPr>
+      <w:rFonts w:ascii="Consolas" w:hAnsi="Consolas"/>
       <w:b/>
       <w:color w:val="008000"/>
+      <w:sz w:val="22"/>
     </w:rPr>
   </w:style>
-  <w:style w:type="character" w:customStyle="1" w:styleId="CommentTok">
+  <w:style w:customStyle="1" w:styleId="CommentTok" w:type="character">
     <w:name w:val="CommentTok"/>
     <w:basedOn w:val="VerbatimChar"/>
     <w:rPr>
+      <w:rFonts w:ascii="Consolas" w:hAnsi="Consolas"/>
       <w:i/>
-      <w:color w:val="60a0b0"/>
+      <w:color w:val="60A0B0"/>
+      <w:sz w:val="22"/>
     </w:rPr>
   </w:style>
-  <w:style w:type="character" w:customStyle="1" w:styleId="DocumentationTok">
+  <w:style w:customStyle="1" w:styleId="DocumentationTok" w:type="character">
     <w:name w:val="DocumentationTok"/>
     <w:basedOn w:val="VerbatimChar"/>
     <w:rPr>
+      <w:rFonts w:ascii="Consolas" w:hAnsi="Consolas"/>
       <w:i/>
-      <w:color w:val="ba2121"/>
+      <w:color w:val="BA2121"/>
+      <w:sz w:val="22"/>
     </w:rPr>
   </w:style>
-  <w:style w:type="character" w:customStyle="1" w:styleId="AnnotationTok">
+  <w:style w:customStyle="1" w:styleId="AnnotationTok" w:type="character">
     <w:name w:val="AnnotationTok"/>
     <w:basedOn w:val="VerbatimChar"/>
     <w:rPr>
+      <w:rFonts w:ascii="Consolas" w:hAnsi="Consolas"/>
       <w:b/>
       <w:i/>
-      <w:color w:val="60a0b0"/>
+      <w:color w:val="60A0B0"/>
+      <w:sz w:val="22"/>
     </w:rPr>
   </w:style>
-  <w:style w:type="character" w:customStyle="1" w:styleId="CommentVarTok">
+  <w:style w:customStyle="1" w:styleId="CommentVarTok" w:type="character">
     <w:name w:val="CommentVarTok"/>
     <w:basedOn w:val="VerbatimChar"/>
     <w:rPr>
+      <w:rFonts w:ascii="Consolas" w:hAnsi="Consolas"/>
       <w:b/>
       <w:i/>
-      <w:color w:val="60a0b0"/>
+      <w:color w:val="60A0B0"/>
+      <w:sz w:val="22"/>
     </w:rPr>
   </w:style>
-  <w:style w:type="character" w:customStyle="1" w:styleId="OtherTok">
+  <w:style w:customStyle="1" w:styleId="OtherTok" w:type="character">
     <w:name w:val="OtherTok"/>
     <w:basedOn w:val="VerbatimChar"/>
     <w:rPr>
+      <w:rFonts w:ascii="Consolas" w:hAnsi="Consolas"/>
       <w:color w:val="007020"/>
+      <w:sz w:val="22"/>
     </w:rPr>
   </w:style>
-  <w:style w:type="character" w:customStyle="1" w:styleId="FunctionTok">
+  <w:style w:customStyle="1" w:styleId="FunctionTok" w:type="character">
     <w:name w:val="FunctionTok"/>
     <w:basedOn w:val="VerbatimChar"/>
     <w:rPr>
-      <w:color w:val="06287e"/>
+      <w:rFonts w:ascii="Consolas" w:hAnsi="Consolas"/>
+      <w:color w:val="06287E"/>
+      <w:sz w:val="22"/>
     </w:rPr>
   </w:style>
-  <w:style w:type="character" w:customStyle="1" w:styleId="VariableTok">
+  <w:style w:customStyle="1" w:styleId="VariableTok" w:type="character">
     <w:name w:val="VariableTok"/>
     <w:basedOn w:val="VerbatimChar"/>
     <w:rPr>
-      <w:color w:val="19177c"/>
+      <w:rFonts w:ascii="Consolas" w:hAnsi="Consolas"/>
+      <w:color w:val="19177C"/>
+      <w:sz w:val="22"/>
     </w:rPr>
   </w:style>
-  <w:style w:type="character" w:customStyle="1" w:styleId="ControlFlowTok">
+  <w:style w:customStyle="1" w:styleId="ControlFlowTok" w:type="character">
     <w:name w:val="ControlFlowTok"/>
     <w:basedOn w:val="VerbatimChar"/>
     <w:rPr>
+      <w:rFonts w:ascii="Consolas" w:hAnsi="Consolas"/>
       <w:b/>
       <w:color w:val="007020"/>
+      <w:sz w:val="22"/>
     </w:rPr>
   </w:style>
-  <w:style w:type="character" w:customStyle="1" w:styleId="OperatorTok">
+  <w:style w:customStyle="1" w:styleId="OperatorTok" w:type="character">
     <w:name w:val="OperatorTok"/>
     <w:basedOn w:val="VerbatimChar"/>
     <w:rPr>
+      <w:rFonts w:ascii="Consolas" w:hAnsi="Consolas"/>
       <w:color w:val="666666"/>
+      <w:sz w:val="22"/>
     </w:rPr>
   </w:style>
-  <w:style w:type="character" w:customStyle="1" w:styleId="BuiltInTok">
+  <w:style w:customStyle="1" w:styleId="BuiltInTok" w:type="character">
     <w:name w:val="BuiltInTok"/>
     <w:basedOn w:val="VerbatimChar"/>
     <w:rPr>
+      <w:rFonts w:ascii="Consolas" w:hAnsi="Consolas"/>
       <w:color w:val="008000"/>
+      <w:sz w:val="22"/>
     </w:rPr>
   </w:style>
-  <w:style w:type="character" w:customStyle="1" w:styleId="ExtensionTok">
+  <w:style w:customStyle="1" w:styleId="ExtensionTok" w:type="character">
     <w:name w:val="ExtensionTok"/>
     <w:basedOn w:val="VerbatimChar"/>
-    <w:rPr/>
-  </w:style>
-  <w:style w:type="character" w:customStyle="1" w:styleId="PreprocessorTok">
+    <w:rPr>
+      <w:rFonts w:ascii="Consolas" w:hAnsi="Consolas"/>
+      <w:sz w:val="22"/>
+    </w:rPr>
+  </w:style>
+  <w:style w:customStyle="1" w:styleId="PreprocessorTok" w:type="character">
     <w:name w:val="PreprocessorTok"/>
     <w:basedOn w:val="VerbatimChar"/>
     <w:rPr>
-      <w:color w:val="bc7a00"/>
+      <w:rFonts w:ascii="Consolas" w:hAnsi="Consolas"/>
+      <w:color w:val="BC7A00"/>
+      <w:sz w:val="22"/>
     </w:rPr>
   </w:style>
-  <w:style w:type="character" w:customStyle="1" w:styleId="AttributeTok">
+  <w:style w:customStyle="1" w:styleId="AttributeTok" w:type="character">
     <w:name w:val="AttributeTok"/>
     <w:basedOn w:val="VerbatimChar"/>
     <w:rPr>
-      <w:color w:val="7d9029"/>
+      <w:rFonts w:ascii="Consolas" w:hAnsi="Consolas"/>
+      <w:color w:val="7D9029"/>
+      <w:sz w:val="22"/>
     </w:rPr>
   </w:style>
-  <w:style w:type="character" w:customStyle="1" w:styleId="RegionMarkerTok">
+  <w:style w:customStyle="1" w:styleId="RegionMarkerTok" w:type="character">
     <w:name w:val="RegionMarkerTok"/>
     <w:basedOn w:val="VerbatimChar"/>
-    <w:rPr/>
-  </w:style>
-  <w:style w:type="character" w:customStyle="1" w:styleId="InformationTok">
+    <w:rPr>
+      <w:rFonts w:ascii="Consolas" w:hAnsi="Consolas"/>
+      <w:sz w:val="22"/>
+    </w:rPr>
+  </w:style>
+  <w:style w:customStyle="1" w:styleId="InformationTok" w:type="character">
     <w:name w:val="InformationTok"/>
     <w:basedOn w:val="VerbatimChar"/>
     <w:rPr>
+      <w:rFonts w:ascii="Consolas" w:hAnsi="Consolas"/>
       <w:b/>
       <w:i/>
-      <w:color w:val="60a0b0"/>
+      <w:color w:val="60A0B0"/>
+      <w:sz w:val="22"/>
     </w:rPr>
   </w:style>
-  <w:style w:type="character" w:customStyle="1" w:styleId="WarningTok">
+  <w:style w:customStyle="1" w:styleId="WarningTok" w:type="character">
     <w:name w:val="WarningTok"/>
     <w:basedOn w:val="VerbatimChar"/>
     <w:rPr>
+      <w:rFonts w:ascii="Consolas" w:hAnsi="Consolas"/>
       <w:b/>
       <w:i/>
-      <w:color w:val="60a0b0"/>
+      <w:color w:val="60A0B0"/>
+      <w:sz w:val="22"/>
     </w:rPr>
   </w:style>
-  <w:style w:type="character" w:customStyle="1" w:styleId="AlertTok">
+  <w:style w:customStyle="1" w:styleId="AlertTok" w:type="character">
     <w:name w:val="AlertTok"/>
     <w:basedOn w:val="VerbatimChar"/>
     <w:rPr>
+      <w:rFonts w:ascii="Consolas" w:hAnsi="Consolas"/>
       <w:b/>
-      <w:color w:val="ff0000"/>
+      <w:color w:val="FF0000"/>
+      <w:sz w:val="22"/>
     </w:rPr>
   </w:style>
-  <w:style w:type="character" w:customStyle="1" w:styleId="ErrorTok">
+  <w:style w:customStyle="1" w:styleId="ErrorTok" w:type="character">
     <w:name w:val="ErrorTok"/>
     <w:basedOn w:val="VerbatimChar"/>
     <w:rPr>
+      <w:rFonts w:ascii="Consolas" w:hAnsi="Consolas"/>
       <w:b/>
-      <w:color w:val="ff0000"/>
+      <w:color w:val="FF0000"/>
+      <w:sz w:val="22"/>
     </w:rPr>
   </w:style>
-  <w:style w:type="character" w:customStyle="1" w:styleId="NormalTok">
+  <w:style w:customStyle="1" w:styleId="NormalTok" w:type="character">
     <w:name w:val="NormalTok"/>
     <w:basedOn w:val="VerbatimChar"/>
-    <w:rPr/>
+    <w:rPr>
+      <w:rFonts w:ascii="Consolas" w:hAnsi="Consolas"/>
+      <w:sz w:val="22"/>
+    </w:rPr>
   </w:style>
 </w:styles>
 </file>
